--- a/QTQLĐT&HTQT03/QTQLĐT&HTQT03BM05.docx
+++ b/QTQLĐT&HTQT03/QTQLĐT&HTQT03BM05.docx
@@ -1,290 +1,7 @@
 
 <file path=word/document.xml><?xml version="1.0" encoding="utf-8"?>
-<w:document xmlns:wpc="http://schemas.microsoft.com/office/word/2010/wordprocessingCanvas" xmlns:cx="http://schemas.microsoft.com/office/drawing/2014/chartex" xmlns:cx1="http://schemas.microsoft.com/office/drawing/2015/9/8/chartex" xmlns:cx2="http://schemas.microsoft.com/office/drawing/2015/10/21/chartex" xmlns:cx3="http://schemas.microsoft.com/office/drawing/2016/5/9/chartex" xmlns:cx4="http://schemas.microsoft.com/office/drawing/2016/5/10/chartex" xmlns:cx5="http://schemas.microsoft.com/office/drawing/2016/5/11/chartex" xmlns:cx6="http://schemas.microsoft.com/office/drawing/2016/5/12/chartex" xmlns:cx7="http://schemas.microsoft.com/office/drawing/2016/5/13/chartex" xmlns:cx8="http://schemas.microsoft.com/office/drawing/2016/5/14/chartex" xmlns:mc="http://schemas.openxmlformats.org/markup-compatibility/2006" xmlns:aink="http://schemas.microsoft.com/office/drawing/2016/ink" xmlns:am3d="http://schemas.microsoft.com/office/drawing/2017/model3d" xmlns:o="urn:schemas-microsoft-com:office:office" xmlns:oel="http://schemas.microsoft.com/office/2019/extlst" xmlns:r="http://schemas.openxmlformats.org/officeDocument/2006/relationships" xmlns:m="http://schemas.openxmlformats.org/officeDocument/2006/math" xmlns:v="urn:schemas-microsoft-com:vml" xmlns:wp14="http://schemas.microsoft.com/office/word/2010/wordprocessingDrawing" xmlns:wp="http://schemas.openxmlformats.org/drawingml/2006/wordprocessingDrawing" xmlns:w10="urn:schemas-microsoft-com:office:word" xmlns:w="http://schemas.openxmlformats.org/wordprocessingml/2006/main" xmlns:w14="http://schemas.microsoft.com/office/word/2010/wordml" xmlns:w15="http://schemas.microsoft.com/office/word/2012/wordml" xmlns:w16cex="http://schemas.microsoft.com/office/word/2018/wordml/cex" xmlns:w16cid="http://schemas.microsoft.com/office/word/2016/wordml/cid" xmlns:w16="http://schemas.microsoft.com/office/word/2018/wordml" xmlns:w16sdtdh="http://schemas.microsoft.com/office/word/2020/wordml/sdtdatahash" xmlns:w16se="http://schemas.microsoft.com/office/word/2015/wordml/symex" xmlns:wpg="http://schemas.microsoft.com/office/word/2010/wordprocessingGroup" xmlns:wpi="http://schemas.microsoft.com/office/word/2010/wordprocessingInk" xmlns:wne="http://schemas.microsoft.com/office/word/2006/wordml" xmlns:wps="http://schemas.microsoft.com/office/word/2010/wordprocessingShape" mc:Ignorable="w14 w15 w16se w16cid w16 w16cex w16sdtdh wp14">
+<w:document xmlns:wpc="http://schemas.microsoft.com/office/word/2010/wordprocessingCanvas" xmlns:cx="http://schemas.microsoft.com/office/drawing/2014/chartex" xmlns:cx1="http://schemas.microsoft.com/office/drawing/2015/9/8/chartex" xmlns:cx2="http://schemas.microsoft.com/office/drawing/2015/10/21/chartex" xmlns:cx3="http://schemas.microsoft.com/office/drawing/2016/5/9/chartex" xmlns:cx4="http://schemas.microsoft.com/office/drawing/2016/5/10/chartex" xmlns:cx5="http://schemas.microsoft.com/office/drawing/2016/5/11/chartex" xmlns:cx6="http://schemas.microsoft.com/office/drawing/2016/5/12/chartex" xmlns:cx7="http://schemas.microsoft.com/office/drawing/2016/5/13/chartex" xmlns:cx8="http://schemas.microsoft.com/office/drawing/2016/5/14/chartex" xmlns:mc="http://schemas.openxmlformats.org/markup-compatibility/2006" xmlns:aink="http://schemas.microsoft.com/office/drawing/2016/ink" xmlns:am3d="http://schemas.microsoft.com/office/drawing/2017/model3d" xmlns:o="urn:schemas-microsoft-com:office:office" xmlns:oel="http://schemas.microsoft.com/office/2019/extlst" xmlns:r="http://schemas.openxmlformats.org/officeDocument/2006/relationships" xmlns:m="http://schemas.openxmlformats.org/officeDocument/2006/math" xmlns:v="urn:schemas-microsoft-com:vml" xmlns:wp14="http://schemas.microsoft.com/office/word/2010/wordprocessingDrawing" xmlns:wp="http://schemas.openxmlformats.org/drawingml/2006/wordprocessingDrawing" xmlns:w10="urn:schemas-microsoft-com:office:word" xmlns:w="http://schemas.openxmlformats.org/wordprocessingml/2006/main" xmlns:w14="http://schemas.microsoft.com/office/word/2010/wordml" xmlns:w15="http://schemas.microsoft.com/office/word/2012/wordml" xmlns:w16cex="http://schemas.microsoft.com/office/word/2018/wordml/cex" xmlns:w16cid="http://schemas.microsoft.com/office/word/2016/wordml/cid" xmlns:w16="http://schemas.microsoft.com/office/word/2018/wordml" xmlns:w16du="http://schemas.microsoft.com/office/word/2023/wordml/word16du" xmlns:w16sdtdh="http://schemas.microsoft.com/office/word/2020/wordml/sdtdatahash" xmlns:w16sdtfl="http://schemas.microsoft.com/office/word/2024/wordml/sdtformatlock" xmlns:w16se="http://schemas.microsoft.com/office/word/2015/wordml/symex" xmlns:wpg="http://schemas.microsoft.com/office/word/2010/wordprocessingGroup" xmlns:wpi="http://schemas.microsoft.com/office/word/2010/wordprocessingInk" xmlns:wne="http://schemas.microsoft.com/office/word/2006/wordml" xmlns:wps="http://schemas.microsoft.com/office/word/2010/wordprocessingShape" mc:Ignorable="w14 w15 w16se w16cid w16 w16cex w16sdtdh w16sdtfl w16du wp14">
   <w:body>
-    <w:p>
-      <w:pPr>
-        <w:shd w:val="clear" w:color="auto" w:fill="FFFFFF" w:themeFill="background1"/>
-        <w:spacing w:line="300" w:lineRule="auto"/>
-        <w:rPr>
-          <w:rFonts w:ascii="Times New Roman" w:hAnsi="Times New Roman"/>
-          <w:b/>
-          <w:color w:val="000000" w:themeColor="text1"/>
-          <w:sz w:val="32"/>
-          <w:szCs w:val="32"/>
-        </w:rPr>
-      </w:pPr>
-      <w:r>
-        <w:rPr>
-          <w:rFonts w:ascii="Times New Roman" w:hAnsi="Times New Roman"/>
-          <w:noProof/>
-          <w:color w:val="000000" w:themeColor="text1"/>
-          <w:sz w:val="24"/>
-          <w:szCs w:val="24"/>
-        </w:rPr>
-        <mc:AlternateContent>
-          <mc:Choice Requires="wps">
-            <w:drawing>
-              <wp:anchor distT="0" distB="0" distL="114300" distR="114300" simplePos="0" relativeHeight="251659264" behindDoc="0" locked="0" layoutInCell="1" allowOverlap="1" wp14:anchorId="0152CA73" wp14:editId="602D4EB4">
-                <wp:simplePos x="0" y="0"/>
-                <wp:positionH relativeFrom="margin">
-                  <wp:posOffset>3457575</wp:posOffset>
-                </wp:positionH>
-                <wp:positionV relativeFrom="paragraph">
-                  <wp:posOffset>-59690</wp:posOffset>
-                </wp:positionV>
-                <wp:extent cx="2289600" cy="294005"/>
-                <wp:effectExtent l="0" t="0" r="15875" b="10795"/>
-                <wp:wrapNone/>
-                <wp:docPr id="1022738635" name="Text Box 105"/>
-                <wp:cNvGraphicFramePr>
-                  <a:graphicFrameLocks xmlns:a="http://schemas.openxmlformats.org/drawingml/2006/main"/>
-                </wp:cNvGraphicFramePr>
-                <a:graphic xmlns:a="http://schemas.openxmlformats.org/drawingml/2006/main">
-                  <a:graphicData uri="http://schemas.microsoft.com/office/word/2010/wordprocessingShape">
-                    <wps:wsp>
-                      <wps:cNvSpPr txBox="1">
-                        <a:spLocks noChangeArrowheads="1"/>
-                      </wps:cNvSpPr>
-                      <wps:spPr bwMode="auto">
-                        <a:xfrm>
-                          <a:off x="0" y="0"/>
-                          <a:ext cx="2289600" cy="294005"/>
-                        </a:xfrm>
-                        <a:prstGeom prst="rect">
-                          <a:avLst/>
-                        </a:prstGeom>
-                        <a:solidFill>
-                          <a:srgbClr val="FFFFFF"/>
-                        </a:solidFill>
-                        <a:ln w="9525">
-                          <a:solidFill>
-                            <a:srgbClr val="000000"/>
-                          </a:solidFill>
-                          <a:miter lim="800000"/>
-                          <a:headEnd/>
-                          <a:tailEnd/>
-                        </a:ln>
-                      </wps:spPr>
-                      <wps:txbx>
-                        <w:txbxContent>
-                          <w:p>
-                            <w:pPr>
-                              <w:jc w:val="center"/>
-                              <w:rPr>
-                                <w:rFonts w:ascii="Times New Roman" w:hAnsi="Times New Roman"/>
-                                <w:b/>
-                                <w:bCs/>
-                                <w:sz w:val="26"/>
-                                <w:szCs w:val="26"/>
-                              </w:rPr>
-                            </w:pPr>
-                            <w:r>
-                              <w:rPr>
-                                <w:rFonts w:ascii="Times New Roman" w:hAnsi="Times New Roman"/>
-                                <w:b/>
-                                <w:bCs/>
-                                <w:sz w:val="26"/>
-                                <w:szCs w:val="26"/>
-                              </w:rPr>
-                              <w:t>QTQL</w:t>
-                            </w:r>
-                            <w:r>
-                              <w:rPr>
-                                <w:rFonts w:ascii="Times New Roman" w:hAnsi="Times New Roman"/>
-                                <w:b/>
-                                <w:bCs/>
-                                <w:sz w:val="26"/>
-                                <w:szCs w:val="26"/>
-                              </w:rPr>
-                              <w:t>/ĐT&amp;HTQT/</w:t>
-                            </w:r>
-                            <w:r>
-                              <w:rPr>
-                                <w:rFonts w:ascii="Times New Roman" w:hAnsi="Times New Roman"/>
-                                <w:b/>
-                                <w:bCs/>
-                                <w:sz w:val="26"/>
-                                <w:szCs w:val="26"/>
-                              </w:rPr>
-                              <w:t>0</w:t>
-                            </w:r>
-                            <w:r>
-                              <w:rPr>
-                                <w:rFonts w:ascii="Times New Roman" w:hAnsi="Times New Roman"/>
-                                <w:b/>
-                                <w:bCs/>
-                                <w:sz w:val="26"/>
-                                <w:szCs w:val="26"/>
-                              </w:rPr>
-                              <w:t>3</w:t>
-                            </w:r>
-                            <w:r>
-                              <w:rPr>
-                                <w:rFonts w:ascii="Times New Roman" w:hAnsi="Times New Roman"/>
-                                <w:b/>
-                                <w:bCs/>
-                                <w:sz w:val="26"/>
-                                <w:szCs w:val="26"/>
-                              </w:rPr>
-                              <w:t>/B</w:t>
-                            </w:r>
-                            <w:r>
-                              <w:rPr>
-                                <w:rFonts w:ascii="Times New Roman" w:hAnsi="Times New Roman"/>
-                                <w:b/>
-                                <w:bCs/>
-                                <w:sz w:val="26"/>
-                                <w:szCs w:val="26"/>
-                              </w:rPr>
-                              <w:t>M05</w:t>
-                            </w:r>
-                          </w:p>
-                          <w:p>
-                            <w:pPr>
-                              <w:jc w:val="center"/>
-                              <w:rPr>
-                                <w:rFonts w:ascii="Calibri" w:hAnsi="Calibri"/>
-                                <w:sz w:val="14"/>
-                                <w:szCs w:val="14"/>
-                                <w:lang w:val="vi-VN"/>
-                              </w:rPr>
-                            </w:pPr>
-                            <w:r>
-                              <w:rPr>
-                                <w:rFonts w:ascii="Calibri" w:hAnsi="Calibri"/>
-                                <w:sz w:val="14"/>
-                                <w:szCs w:val="14"/>
-                              </w:rPr>
-                              <w:t xml:space="preserve"> </w:t>
-                            </w:r>
-                          </w:p>
-                        </w:txbxContent>
-                      </wps:txbx>
-                      <wps:bodyPr rot="0" vert="horz" wrap="square" lIns="91440" tIns="45720" rIns="91440" bIns="45720" anchor="t" anchorCtr="0" upright="1">
-                        <a:noAutofit/>
-                      </wps:bodyPr>
-                    </wps:wsp>
-                  </a:graphicData>
-                </a:graphic>
-                <wp14:sizeRelH relativeFrom="margin">
-                  <wp14:pctWidth>0</wp14:pctWidth>
-                </wp14:sizeRelH>
-                <wp14:sizeRelV relativeFrom="margin">
-                  <wp14:pctHeight>0</wp14:pctHeight>
-                </wp14:sizeRelV>
-              </wp:anchor>
-            </w:drawing>
-          </mc:Choice>
-          <mc:Fallback>
-            <w:pict>
-              <v:shapetype w14:anchorId="0152CA73" id="_x0000_t202" coordsize="21600,21600" o:spt="202" path="m,l,21600r21600,l21600,xe">
-                <v:stroke joinstyle="miter"/>
-                <v:path gradientshapeok="t" o:connecttype="rect"/>
-              </v:shapetype>
-              <v:shape id="Text Box 105" o:spid="_x0000_s1026" type="#_x0000_t202" style="position:absolute;margin-left:272.25pt;margin-top:-4.7pt;width:180.3pt;height:23.15pt;z-index:251659264;visibility:visible;mso-wrap-style:square;mso-width-percent:0;mso-height-percent:0;mso-wrap-distance-left:9pt;mso-wrap-distance-top:0;mso-wrap-distance-right:9pt;mso-wrap-distance-bottom:0;mso-position-horizontal:absolute;mso-position-horizontal-relative:margin;mso-position-vertical:absolute;mso-position-vertical-relative:text;mso-width-percent:0;mso-height-percent:0;mso-width-relative:margin;mso-height-relative:margin;v-text-anchor:top" o:gfxdata="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">
-                <v:textbox>
-                  <w:txbxContent>
-                    <w:p>
-                      <w:pPr>
-                        <w:jc w:val="center"/>
-                        <w:rPr>
-                          <w:rFonts w:ascii="Times New Roman" w:hAnsi="Times New Roman"/>
-                          <w:b/>
-                          <w:bCs/>
-                          <w:sz w:val="26"/>
-                          <w:szCs w:val="26"/>
-                        </w:rPr>
-                      </w:pPr>
-                      <w:r>
-                        <w:rPr>
-                          <w:rFonts w:ascii="Times New Roman" w:hAnsi="Times New Roman"/>
-                          <w:b/>
-                          <w:bCs/>
-                          <w:sz w:val="26"/>
-                          <w:szCs w:val="26"/>
-                        </w:rPr>
-                        <w:t>QTQL</w:t>
-                      </w:r>
-                      <w:r>
-                        <w:rPr>
-                          <w:rFonts w:ascii="Times New Roman" w:hAnsi="Times New Roman"/>
-                          <w:b/>
-                          <w:bCs/>
-                          <w:sz w:val="26"/>
-                          <w:szCs w:val="26"/>
-                        </w:rPr>
-                        <w:t>/ĐT&amp;HTQT/</w:t>
-                      </w:r>
-                      <w:r>
-                        <w:rPr>
-                          <w:rFonts w:ascii="Times New Roman" w:hAnsi="Times New Roman"/>
-                          <w:b/>
-                          <w:bCs/>
-                          <w:sz w:val="26"/>
-                          <w:szCs w:val="26"/>
-                        </w:rPr>
-                        <w:t>0</w:t>
-                      </w:r>
-                      <w:r>
-                        <w:rPr>
-                          <w:rFonts w:ascii="Times New Roman" w:hAnsi="Times New Roman"/>
-                          <w:b/>
-                          <w:bCs/>
-                          <w:sz w:val="26"/>
-                          <w:szCs w:val="26"/>
-                        </w:rPr>
-                        <w:t>3</w:t>
-                      </w:r>
-                      <w:r>
-                        <w:rPr>
-                          <w:rFonts w:ascii="Times New Roman" w:hAnsi="Times New Roman"/>
-                          <w:b/>
-                          <w:bCs/>
-                          <w:sz w:val="26"/>
-                          <w:szCs w:val="26"/>
-                        </w:rPr>
-                        <w:t>/B</w:t>
-                      </w:r>
-                      <w:r>
-                        <w:rPr>
-                          <w:rFonts w:ascii="Times New Roman" w:hAnsi="Times New Roman"/>
-                          <w:b/>
-                          <w:bCs/>
-                          <w:sz w:val="26"/>
-                          <w:szCs w:val="26"/>
-                        </w:rPr>
-                        <w:t>M05</w:t>
-                      </w:r>
-                    </w:p>
-                    <w:p>
-                      <w:pPr>
-                        <w:jc w:val="center"/>
-                        <w:rPr>
-                          <w:rFonts w:ascii="Calibri" w:hAnsi="Calibri"/>
-                          <w:sz w:val="14"/>
-                          <w:szCs w:val="14"/>
-                          <w:lang w:val="vi-VN"/>
-                        </w:rPr>
-                      </w:pPr>
-                      <w:r>
-                        <w:rPr>
-                          <w:rFonts w:ascii="Calibri" w:hAnsi="Calibri"/>
-                          <w:sz w:val="14"/>
-                          <w:szCs w:val="14"/>
-                        </w:rPr>
-                        <w:t xml:space="preserve"> </w:t>
-                      </w:r>
-                    </w:p>
-                  </w:txbxContent>
-                </v:textbox>
-                <w10:wrap anchorx="margin"/>
-              </v:shape>
-            </w:pict>
-          </mc:Fallback>
-        </mc:AlternateContent>
-      </w:r>
-    </w:p>
     <w:tbl>
       <w:tblPr>
         <w:tblStyle w:val="TableGrid"/>
@@ -491,31 +208,7 @@
                 <w:szCs w:val="26"/>
                 <w:lang w:val="en-US"/>
               </w:rPr>
-              <w:t>, [[</w:t>
-            </w:r>
-            <w:proofErr w:type="spellStart"/>
-            <w:r>
-              <w:rPr>
-                <w:rFonts w:ascii="Times New Roman" w:hAnsi="Times New Roman"/>
-                <w:i/>
-                <w:color w:val="000000" w:themeColor="text1"/>
-                <w:sz w:val="26"/>
-                <w:szCs w:val="26"/>
-                <w:lang w:val="en-US"/>
-              </w:rPr>
-              <w:t>NgayThangNamHienTaiDayDu</w:t>
-            </w:r>
-            <w:proofErr w:type="spellEnd"/>
-            <w:r>
-              <w:rPr>
-                <w:rFonts w:ascii="Times New Roman" w:hAnsi="Times New Roman"/>
-                <w:i/>
-                <w:color w:val="000000" w:themeColor="text1"/>
-                <w:sz w:val="26"/>
-                <w:szCs w:val="26"/>
-                <w:lang w:val="en-US"/>
-              </w:rPr>
-              <w:t>]]</w:t>
+              <w:t>, [[NgayThangNamHienTaiDayDu]]</w:t>
             </w:r>
           </w:p>
         </w:tc>
@@ -716,19 +409,8 @@
           <w:sz w:val="24"/>
           <w:szCs w:val="24"/>
         </w:rPr>
-        <w:t xml:space="preserve">rung </w:t>
-      </w:r>
-      <w:proofErr w:type="spellStart"/>
-      <w:r>
-        <w:rPr>
-          <w:rFonts w:ascii="Times New Roman" w:hAnsi="Times New Roman"/>
-          <w:color w:val="000000" w:themeColor="text1"/>
-          <w:sz w:val="24"/>
-          <w:szCs w:val="24"/>
-        </w:rPr>
-        <w:t>tâm</w:t>
-      </w:r>
-      <w:proofErr w:type="spellEnd"/>
+        <w:t>rung tâm</w:t>
+      </w:r>
       <w:r>
         <w:rPr>
           <w:rFonts w:ascii="Times New Roman" w:hAnsi="Times New Roman"/>
@@ -739,77 +421,15 @@
         </w:rPr>
         <w:t xml:space="preserve"> Đào tạo &amp; H</w:t>
       </w:r>
-      <w:proofErr w:type="spellStart"/>
-      <w:r>
-        <w:rPr>
-          <w:rFonts w:ascii="Times New Roman" w:hAnsi="Times New Roman"/>
-          <w:color w:val="000000" w:themeColor="text1"/>
-          <w:sz w:val="24"/>
-          <w:szCs w:val="24"/>
-        </w:rPr>
-        <w:t>ợp</w:t>
-      </w:r>
-      <w:proofErr w:type="spellEnd"/>
-      <w:r>
-        <w:rPr>
-          <w:rFonts w:ascii="Times New Roman" w:hAnsi="Times New Roman"/>
-          <w:color w:val="000000" w:themeColor="text1"/>
-          <w:sz w:val="24"/>
-          <w:szCs w:val="24"/>
-        </w:rPr>
-        <w:t xml:space="preserve"> </w:t>
-      </w:r>
-      <w:proofErr w:type="spellStart"/>
-      <w:r>
-        <w:rPr>
-          <w:rFonts w:ascii="Times New Roman" w:hAnsi="Times New Roman"/>
-          <w:color w:val="000000" w:themeColor="text1"/>
-          <w:sz w:val="24"/>
-          <w:szCs w:val="24"/>
-        </w:rPr>
-        <w:t>tác</w:t>
-      </w:r>
-      <w:proofErr w:type="spellEnd"/>
-      <w:r>
-        <w:rPr>
-          <w:rFonts w:ascii="Times New Roman" w:hAnsi="Times New Roman"/>
-          <w:color w:val="000000" w:themeColor="text1"/>
-          <w:sz w:val="24"/>
-          <w:szCs w:val="24"/>
-        </w:rPr>
-        <w:t xml:space="preserve"> </w:t>
-      </w:r>
-      <w:proofErr w:type="spellStart"/>
-      <w:r>
-        <w:rPr>
-          <w:rFonts w:ascii="Times New Roman" w:hAnsi="Times New Roman"/>
-          <w:color w:val="000000" w:themeColor="text1"/>
-          <w:sz w:val="24"/>
-          <w:szCs w:val="24"/>
-        </w:rPr>
-        <w:t>quốc</w:t>
-      </w:r>
-      <w:proofErr w:type="spellEnd"/>
-      <w:r>
-        <w:rPr>
-          <w:rFonts w:ascii="Times New Roman" w:hAnsi="Times New Roman"/>
-          <w:color w:val="000000" w:themeColor="text1"/>
-          <w:sz w:val="24"/>
-          <w:szCs w:val="24"/>
-        </w:rPr>
-        <w:t xml:space="preserve"> </w:t>
-      </w:r>
-      <w:proofErr w:type="spellStart"/>
-      <w:r>
-        <w:rPr>
-          <w:rFonts w:ascii="Times New Roman" w:hAnsi="Times New Roman"/>
-          <w:color w:val="000000" w:themeColor="text1"/>
-          <w:sz w:val="24"/>
-          <w:szCs w:val="24"/>
-        </w:rPr>
-        <w:t>tế</w:t>
-      </w:r>
-      <w:proofErr w:type="spellEnd"/>
+      <w:r>
+        <w:rPr>
+          <w:rFonts w:ascii="Times New Roman" w:hAnsi="Times New Roman"/>
+          <w:color w:val="000000" w:themeColor="text1"/>
+          <w:sz w:val="24"/>
+          <w:szCs w:val="24"/>
+        </w:rPr>
+        <w:t>ợp tác quốc tế</w:t>
+      </w:r>
     </w:p>
     <w:p>
       <w:pPr>
@@ -925,23 +545,13 @@
                                 <w:sz w:val="20"/>
                               </w:rPr>
                             </w:pPr>
-                            <w:proofErr w:type="spellStart"/>
                             <w:r>
                               <w:rPr>
                                 <w:rFonts w:ascii="Times New Roman" w:hAnsi="Times New Roman"/>
                                 <w:b/>
                                 <w:sz w:val="20"/>
                               </w:rPr>
-                              <w:t>Ảnh</w:t>
-                            </w:r>
-                            <w:proofErr w:type="spellEnd"/>
-                            <w:r>
-                              <w:rPr>
-                                <w:rFonts w:ascii="Times New Roman" w:hAnsi="Times New Roman"/>
-                                <w:b/>
-                                <w:sz w:val="20"/>
-                              </w:rPr>
-                              <w:t xml:space="preserve"> </w:t>
+                              <w:t xml:space="preserve">Ảnh </w:t>
                             </w:r>
                             <w:r>
                               <w:rPr>
@@ -987,7 +597,11 @@
           </mc:Choice>
           <mc:Fallback>
             <w:pict>
-              <v:shape w14:anchorId="4530F662" id="Text Box 103" o:spid="_x0000_s1027" type="#_x0000_t202" style="position:absolute;left:0;text-align:left;margin-left:386.95pt;margin-top:8.4pt;width:88.5pt;height:112.95pt;z-index:251660288;visibility:visible;mso-wrap-style:square;mso-width-percent:0;mso-height-percent:0;mso-wrap-distance-left:9pt;mso-wrap-distance-top:0;mso-wrap-distance-right:9pt;mso-wrap-distance-bottom:0;mso-position-horizontal:absolute;mso-position-horizontal-relative:text;mso-position-vertical:absolute;mso-position-vertical-relative:text;mso-width-percent:0;mso-height-percent:0;mso-width-relative:margin;mso-height-relative:margin;v-text-anchor:top" o:gfxdata="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">
+              <v:shapetype w14:anchorId="4530F662" id="_x0000_t202" coordsize="21600,21600" o:spt="202" path="m,l,21600r21600,l21600,xe">
+                <v:stroke joinstyle="miter"/>
+                <v:path gradientshapeok="t" o:connecttype="rect"/>
+              </v:shapetype>
+              <v:shape id="Text Box 103" o:spid="_x0000_s1026" type="#_x0000_t202" style="position:absolute;left:0;text-align:left;margin-left:386.95pt;margin-top:8.4pt;width:88.5pt;height:112.95pt;z-index:251660288;visibility:visible;mso-wrap-style:square;mso-width-percent:0;mso-height-percent:0;mso-wrap-distance-left:9pt;mso-wrap-distance-top:0;mso-wrap-distance-right:9pt;mso-wrap-distance-bottom:0;mso-position-horizontal:absolute;mso-position-horizontal-relative:text;mso-position-vertical:absolute;mso-position-vertical-relative:text;mso-width-percent:0;mso-height-percent:0;mso-width-relative:margin;mso-height-relative:margin;v-text-anchor:top" o:gfxdata="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">
                 <v:textbox>
                   <w:txbxContent>
                     <w:p>
@@ -1027,23 +641,13 @@
                           <w:sz w:val="20"/>
                         </w:rPr>
                       </w:pPr>
-                      <w:proofErr w:type="spellStart"/>
                       <w:r>
                         <w:rPr>
                           <w:rFonts w:ascii="Times New Roman" w:hAnsi="Times New Roman"/>
                           <w:b/>
                           <w:sz w:val="20"/>
                         </w:rPr>
-                        <w:t>Ảnh</w:t>
-                      </w:r>
-                      <w:proofErr w:type="spellEnd"/>
-                      <w:r>
-                        <w:rPr>
-                          <w:rFonts w:ascii="Times New Roman" w:hAnsi="Times New Roman"/>
-                          <w:b/>
-                          <w:sz w:val="20"/>
-                        </w:rPr>
-                        <w:t xml:space="preserve"> </w:t>
+                        <w:t xml:space="preserve">Ảnh </w:t>
                       </w:r>
                       <w:r>
                         <w:rPr>
@@ -1095,7 +699,6 @@
           <w:szCs w:val="24"/>
         </w:rPr>
       </w:pPr>
-      <w:proofErr w:type="spellStart"/>
       <w:r>
         <w:rPr>
           <w:rFonts w:ascii="Times New Roman" w:hAnsi="Times New Roman"/>
@@ -1104,84 +707,7 @@
           <w:sz w:val="24"/>
           <w:szCs w:val="24"/>
         </w:rPr>
-        <w:t>Phần</w:t>
-      </w:r>
-      <w:proofErr w:type="spellEnd"/>
-      <w:r>
-        <w:rPr>
-          <w:rFonts w:ascii="Times New Roman" w:hAnsi="Times New Roman"/>
-          <w:b/>
-          <w:color w:val="000000" w:themeColor="text1"/>
-          <w:sz w:val="24"/>
-          <w:szCs w:val="24"/>
-        </w:rPr>
-        <w:t xml:space="preserve"> </w:t>
-      </w:r>
-      <w:proofErr w:type="spellStart"/>
-      <w:r>
-        <w:rPr>
-          <w:rFonts w:ascii="Times New Roman" w:hAnsi="Times New Roman"/>
-          <w:b/>
-          <w:color w:val="000000" w:themeColor="text1"/>
-          <w:sz w:val="24"/>
-          <w:szCs w:val="24"/>
-        </w:rPr>
-        <w:t>thông</w:t>
-      </w:r>
-      <w:proofErr w:type="spellEnd"/>
-      <w:r>
-        <w:rPr>
-          <w:rFonts w:ascii="Times New Roman" w:hAnsi="Times New Roman"/>
-          <w:b/>
-          <w:color w:val="000000" w:themeColor="text1"/>
-          <w:sz w:val="24"/>
-          <w:szCs w:val="24"/>
-        </w:rPr>
-        <w:t xml:space="preserve"> tin </w:t>
-      </w:r>
-      <w:proofErr w:type="spellStart"/>
-      <w:r>
-        <w:rPr>
-          <w:rFonts w:ascii="Times New Roman" w:hAnsi="Times New Roman"/>
-          <w:b/>
-          <w:color w:val="000000" w:themeColor="text1"/>
-          <w:sz w:val="24"/>
-          <w:szCs w:val="24"/>
-        </w:rPr>
-        <w:t>cá</w:t>
-      </w:r>
-      <w:proofErr w:type="spellEnd"/>
-      <w:r>
-        <w:rPr>
-          <w:rFonts w:ascii="Times New Roman" w:hAnsi="Times New Roman"/>
-          <w:b/>
-          <w:color w:val="000000" w:themeColor="text1"/>
-          <w:sz w:val="24"/>
-          <w:szCs w:val="24"/>
-        </w:rPr>
-        <w:t xml:space="preserve"> </w:t>
-      </w:r>
-      <w:proofErr w:type="spellStart"/>
-      <w:r>
-        <w:rPr>
-          <w:rFonts w:ascii="Times New Roman" w:hAnsi="Times New Roman"/>
-          <w:b/>
-          <w:color w:val="000000" w:themeColor="text1"/>
-          <w:sz w:val="24"/>
-          <w:szCs w:val="24"/>
-        </w:rPr>
-        <w:t>nhân</w:t>
-      </w:r>
-      <w:proofErr w:type="spellEnd"/>
-      <w:r>
-        <w:rPr>
-          <w:rFonts w:ascii="Times New Roman" w:hAnsi="Times New Roman"/>
-          <w:b/>
-          <w:color w:val="000000" w:themeColor="text1"/>
-          <w:sz w:val="24"/>
-          <w:szCs w:val="24"/>
-        </w:rPr>
-        <w:t xml:space="preserve"> </w:t>
+        <w:t xml:space="preserve">Phần thông tin cá nhân </w:t>
       </w:r>
     </w:p>
     <w:p>
@@ -1201,65 +727,14 @@
           <w:szCs w:val="24"/>
         </w:rPr>
       </w:pPr>
-      <w:proofErr w:type="spellStart"/>
-      <w:r>
-        <w:rPr>
-          <w:rFonts w:ascii="Times New Roman" w:hAnsi="Times New Roman"/>
-          <w:color w:val="000000" w:themeColor="text1"/>
-          <w:sz w:val="24"/>
-          <w:szCs w:val="24"/>
-        </w:rPr>
-        <w:t>Họ</w:t>
-      </w:r>
-      <w:proofErr w:type="spellEnd"/>
-      <w:r>
-        <w:rPr>
-          <w:rFonts w:ascii="Times New Roman" w:hAnsi="Times New Roman"/>
-          <w:color w:val="000000" w:themeColor="text1"/>
-          <w:sz w:val="24"/>
-          <w:szCs w:val="24"/>
-        </w:rPr>
-        <w:t xml:space="preserve"> </w:t>
-      </w:r>
-      <w:proofErr w:type="spellStart"/>
-      <w:r>
-        <w:rPr>
-          <w:rFonts w:ascii="Times New Roman" w:hAnsi="Times New Roman"/>
-          <w:color w:val="000000" w:themeColor="text1"/>
-          <w:sz w:val="24"/>
-          <w:szCs w:val="24"/>
-        </w:rPr>
-        <w:t>và</w:t>
-      </w:r>
-      <w:proofErr w:type="spellEnd"/>
-      <w:r>
-        <w:rPr>
-          <w:rFonts w:ascii="Times New Roman" w:hAnsi="Times New Roman"/>
-          <w:color w:val="000000" w:themeColor="text1"/>
-          <w:sz w:val="24"/>
-          <w:szCs w:val="24"/>
-        </w:rPr>
-        <w:t xml:space="preserve"> </w:t>
-      </w:r>
-      <w:proofErr w:type="spellStart"/>
-      <w:r>
-        <w:rPr>
-          <w:rFonts w:ascii="Times New Roman" w:hAnsi="Times New Roman"/>
-          <w:color w:val="000000" w:themeColor="text1"/>
-          <w:sz w:val="24"/>
-          <w:szCs w:val="24"/>
-        </w:rPr>
-        <w:t>tên</w:t>
-      </w:r>
-      <w:proofErr w:type="spellEnd"/>
-      <w:r>
-        <w:rPr>
-          <w:rFonts w:ascii="Times New Roman" w:hAnsi="Times New Roman"/>
-          <w:color w:val="000000" w:themeColor="text1"/>
-          <w:sz w:val="24"/>
-          <w:szCs w:val="24"/>
-        </w:rPr>
-        <w:t xml:space="preserve">*: </w:t>
+      <w:r>
+        <w:rPr>
+          <w:rFonts w:ascii="Times New Roman" w:hAnsi="Times New Roman"/>
+          <w:color w:val="000000" w:themeColor="text1"/>
+          <w:sz w:val="24"/>
+          <w:szCs w:val="24"/>
+        </w:rPr>
+        <w:t xml:space="preserve">Họ và tên*: </w:t>
       </w:r>
       <w:r>
         <w:rPr>
@@ -1270,7 +745,6 @@
         </w:rPr>
         <w:t>[[</w:t>
       </w:r>
-      <w:proofErr w:type="spellStart"/>
       <w:r>
         <w:rPr>
           <w:rFonts w:ascii="Times New Roman" w:hAnsi="Times New Roman"/>
@@ -1289,7 +763,6 @@
         </w:rPr>
         <w:t>HV</w:t>
       </w:r>
-      <w:proofErr w:type="spellEnd"/>
       <w:r>
         <w:rPr>
           <w:rFonts w:ascii="Times New Roman" w:hAnsi="Times New Roman"/>
@@ -1317,64 +790,23 @@
           <w:szCs w:val="24"/>
         </w:rPr>
       </w:pPr>
-      <w:proofErr w:type="spellStart"/>
-      <w:r>
-        <w:rPr>
-          <w:rFonts w:ascii="Times New Roman" w:hAnsi="Times New Roman"/>
-          <w:color w:val="000000" w:themeColor="text1"/>
-          <w:sz w:val="24"/>
-          <w:szCs w:val="24"/>
-        </w:rPr>
-        <w:t>Ngày</w:t>
-      </w:r>
-      <w:proofErr w:type="spellEnd"/>
-      <w:r>
-        <w:rPr>
-          <w:rFonts w:ascii="Times New Roman" w:hAnsi="Times New Roman"/>
-          <w:color w:val="000000" w:themeColor="text1"/>
-          <w:sz w:val="24"/>
-          <w:szCs w:val="24"/>
-        </w:rPr>
-        <w:t xml:space="preserve"> </w:t>
-      </w:r>
-      <w:proofErr w:type="spellStart"/>
-      <w:r>
-        <w:rPr>
-          <w:rFonts w:ascii="Times New Roman" w:hAnsi="Times New Roman"/>
-          <w:color w:val="000000" w:themeColor="text1"/>
-          <w:sz w:val="24"/>
-          <w:szCs w:val="24"/>
-        </w:rPr>
-        <w:t>sinh</w:t>
-      </w:r>
-      <w:proofErr w:type="spellEnd"/>
-      <w:r>
-        <w:rPr>
-          <w:rFonts w:ascii="Times New Roman" w:hAnsi="Times New Roman"/>
-          <w:color w:val="000000" w:themeColor="text1"/>
-          <w:sz w:val="24"/>
-          <w:szCs w:val="24"/>
-        </w:rPr>
-        <w:t xml:space="preserve">*: </w:t>
-      </w:r>
-      <w:r>
-        <w:rPr>
-          <w:rFonts w:ascii="Times New Roman" w:hAnsi="Times New Roman"/>
-          <w:color w:val="000000" w:themeColor="text1"/>
-          <w:sz w:val="24"/>
-          <w:szCs w:val="24"/>
-        </w:rPr>
-        <w:t>[[</w:t>
-      </w:r>
-      <w:proofErr w:type="spellStart"/>
-      <w:r>
-        <w:rPr>
-          <w:rFonts w:ascii="Times New Roman" w:hAnsi="Times New Roman"/>
-          <w:color w:val="000000" w:themeColor="text1"/>
-          <w:sz w:val="24"/>
-          <w:szCs w:val="24"/>
-        </w:rPr>
-        <w:t>NgaySinh</w:t>
+      <w:r>
+        <w:rPr>
+          <w:rFonts w:ascii="Times New Roman" w:hAnsi="Times New Roman"/>
+          <w:color w:val="000000" w:themeColor="text1"/>
+          <w:sz w:val="24"/>
+          <w:szCs w:val="24"/>
+        </w:rPr>
+        <w:t xml:space="preserve">Ngày sinh*: </w:t>
+      </w:r>
+      <w:r>
+        <w:rPr>
+          <w:rFonts w:ascii="Times New Roman" w:hAnsi="Times New Roman"/>
+          <w:color w:val="000000" w:themeColor="text1"/>
+          <w:sz w:val="24"/>
+          <w:szCs w:val="24"/>
+        </w:rPr>
+        <w:t>[[NgaySinh</w:t>
       </w:r>
       <w:r>
         <w:rPr>
@@ -1392,17 +824,7 @@
           <w:sz w:val="24"/>
           <w:szCs w:val="24"/>
         </w:rPr>
-        <w:t>V</w:t>
-      </w:r>
-      <w:proofErr w:type="spellEnd"/>
-      <w:r>
-        <w:rPr>
-          <w:rFonts w:ascii="Times New Roman" w:hAnsi="Times New Roman"/>
-          <w:color w:val="000000" w:themeColor="text1"/>
-          <w:sz w:val="24"/>
-          <w:szCs w:val="24"/>
-        </w:rPr>
-        <w:t>]]</w:t>
+        <w:t>V]]</w:t>
       </w:r>
     </w:p>
     <w:p>
@@ -1422,17 +844,15 @@
           <w:szCs w:val="24"/>
         </w:rPr>
       </w:pPr>
-      <w:proofErr w:type="spellStart"/>
-      <w:r>
-        <w:rPr>
-          <w:rFonts w:ascii="Times New Roman" w:hAnsi="Times New Roman"/>
-          <w:color w:val="000000" w:themeColor="text1"/>
-          <w:sz w:val="24"/>
-          <w:szCs w:val="24"/>
-        </w:rPr>
-        <w:t>Giới</w:t>
-      </w:r>
-      <w:proofErr w:type="spellEnd"/>
+      <w:r>
+        <w:rPr>
+          <w:rFonts w:ascii="Times New Roman" w:hAnsi="Times New Roman"/>
+          <w:color w:val="000000" w:themeColor="text1"/>
+          <w:sz w:val="24"/>
+          <w:szCs w:val="24"/>
+        </w:rPr>
+        <w:t>Giới tính*:</w:t>
+      </w:r>
       <w:r>
         <w:rPr>
           <w:rFonts w:ascii="Times New Roman" w:hAnsi="Times New Roman"/>
@@ -1442,53 +862,14 @@
         </w:rPr>
         <w:t xml:space="preserve"> </w:t>
       </w:r>
-      <w:proofErr w:type="spellStart"/>
-      <w:r>
-        <w:rPr>
-          <w:rFonts w:ascii="Times New Roman" w:hAnsi="Times New Roman"/>
-          <w:color w:val="000000" w:themeColor="text1"/>
-          <w:sz w:val="24"/>
-          <w:szCs w:val="24"/>
-        </w:rPr>
-        <w:t>tính</w:t>
-      </w:r>
-      <w:proofErr w:type="spellEnd"/>
-      <w:r>
-        <w:rPr>
-          <w:rFonts w:ascii="Times New Roman" w:hAnsi="Times New Roman"/>
-          <w:color w:val="000000" w:themeColor="text1"/>
-          <w:sz w:val="24"/>
-          <w:szCs w:val="24"/>
-        </w:rPr>
-        <w:t>*:</w:t>
-      </w:r>
-      <w:r>
-        <w:rPr>
-          <w:rFonts w:ascii="Times New Roman" w:hAnsi="Times New Roman"/>
-          <w:color w:val="000000" w:themeColor="text1"/>
-          <w:sz w:val="24"/>
-          <w:szCs w:val="24"/>
-        </w:rPr>
-        <w:t xml:space="preserve"> </w:t>
-      </w:r>
-      <w:r>
-        <w:rPr>
-          <w:rFonts w:ascii="Times New Roman" w:hAnsi="Times New Roman"/>
-          <w:color w:val="000000" w:themeColor="text1"/>
-          <w:sz w:val="24"/>
-          <w:szCs w:val="24"/>
-        </w:rPr>
-        <w:t>[[</w:t>
-      </w:r>
-      <w:proofErr w:type="spellStart"/>
-      <w:r>
-        <w:rPr>
-          <w:rFonts w:ascii="Times New Roman" w:hAnsi="Times New Roman"/>
-          <w:color w:val="000000" w:themeColor="text1"/>
-          <w:sz w:val="24"/>
-          <w:szCs w:val="24"/>
-        </w:rPr>
-        <w:t>GioiTinh</w:t>
+      <w:r>
+        <w:rPr>
+          <w:rFonts w:ascii="Times New Roman" w:hAnsi="Times New Roman"/>
+          <w:color w:val="000000" w:themeColor="text1"/>
+          <w:sz w:val="24"/>
+          <w:szCs w:val="24"/>
+        </w:rPr>
+        <w:t>[[GioiTinh</w:t>
       </w:r>
       <w:r>
         <w:rPr>
@@ -1506,17 +887,7 @@
           <w:sz w:val="24"/>
           <w:szCs w:val="24"/>
         </w:rPr>
-        <w:t>V</w:t>
-      </w:r>
-      <w:proofErr w:type="spellEnd"/>
-      <w:r>
-        <w:rPr>
-          <w:rFonts w:ascii="Times New Roman" w:hAnsi="Times New Roman"/>
-          <w:color w:val="000000" w:themeColor="text1"/>
-          <w:sz w:val="24"/>
-          <w:szCs w:val="24"/>
-        </w:rPr>
-        <w:t>]]</w:t>
+        <w:t>V]]</w:t>
       </w:r>
     </w:p>
     <w:p>
@@ -1536,25 +907,14 @@
           <w:szCs w:val="24"/>
         </w:rPr>
       </w:pPr>
-      <w:proofErr w:type="spellStart"/>
-      <w:r>
-        <w:rPr>
-          <w:rFonts w:ascii="Times New Roman" w:hAnsi="Times New Roman"/>
-          <w:color w:val="000000" w:themeColor="text1"/>
-          <w:sz w:val="24"/>
-          <w:szCs w:val="24"/>
-        </w:rPr>
-        <w:t>Số</w:t>
-      </w:r>
-      <w:proofErr w:type="spellEnd"/>
-      <w:r>
-        <w:rPr>
-          <w:rFonts w:ascii="Times New Roman" w:hAnsi="Times New Roman"/>
-          <w:color w:val="000000" w:themeColor="text1"/>
-          <w:sz w:val="24"/>
-          <w:szCs w:val="24"/>
-        </w:rPr>
-        <w:t xml:space="preserve"> CMT/CCCD*: </w:t>
+      <w:r>
+        <w:rPr>
+          <w:rFonts w:ascii="Times New Roman" w:hAnsi="Times New Roman"/>
+          <w:color w:val="000000" w:themeColor="text1"/>
+          <w:sz w:val="24"/>
+          <w:szCs w:val="24"/>
+        </w:rPr>
+        <w:t xml:space="preserve">Số CMT/CCCD*: </w:t>
       </w:r>
       <w:r>
         <w:rPr>
@@ -1574,7 +934,6 @@
         </w:rPr>
         <w:t>[</w:t>
       </w:r>
-      <w:proofErr w:type="spellStart"/>
       <w:r>
         <w:rPr>
           <w:rFonts w:ascii="Times New Roman" w:hAnsi="Times New Roman"/>
@@ -1593,7 +952,6 @@
         </w:rPr>
         <w:t>HV</w:t>
       </w:r>
-      <w:proofErr w:type="spellEnd"/>
       <w:r>
         <w:rPr>
           <w:rFonts w:ascii="Times New Roman" w:hAnsi="Times New Roman"/>
@@ -1615,45 +973,14 @@
           <w:szCs w:val="24"/>
         </w:rPr>
       </w:pPr>
-      <w:proofErr w:type="spellStart"/>
-      <w:r>
-        <w:rPr>
-          <w:rFonts w:ascii="Times New Roman" w:hAnsi="Times New Roman"/>
-          <w:color w:val="000000" w:themeColor="text1"/>
-          <w:sz w:val="24"/>
-          <w:szCs w:val="24"/>
-        </w:rPr>
-        <w:t>Ngày</w:t>
-      </w:r>
-      <w:proofErr w:type="spellEnd"/>
-      <w:r>
-        <w:rPr>
-          <w:rFonts w:ascii="Times New Roman" w:hAnsi="Times New Roman"/>
-          <w:color w:val="000000" w:themeColor="text1"/>
-          <w:sz w:val="24"/>
-          <w:szCs w:val="24"/>
-        </w:rPr>
-        <w:t xml:space="preserve"> </w:t>
-      </w:r>
-      <w:proofErr w:type="spellStart"/>
-      <w:r>
-        <w:rPr>
-          <w:rFonts w:ascii="Times New Roman" w:hAnsi="Times New Roman"/>
-          <w:color w:val="000000" w:themeColor="text1"/>
-          <w:sz w:val="24"/>
-          <w:szCs w:val="24"/>
-        </w:rPr>
-        <w:t>cấp</w:t>
-      </w:r>
-      <w:proofErr w:type="spellEnd"/>
-      <w:r>
-        <w:rPr>
-          <w:rFonts w:ascii="Times New Roman" w:hAnsi="Times New Roman"/>
-          <w:color w:val="000000" w:themeColor="text1"/>
-          <w:sz w:val="24"/>
-          <w:szCs w:val="24"/>
-        </w:rPr>
-        <w:t>:</w:t>
+      <w:r>
+        <w:rPr>
+          <w:rFonts w:ascii="Times New Roman" w:hAnsi="Times New Roman"/>
+          <w:color w:val="000000" w:themeColor="text1"/>
+          <w:sz w:val="24"/>
+          <w:szCs w:val="24"/>
+        </w:rPr>
+        <w:t>Ngày cấp:</w:t>
       </w:r>
       <w:r>
         <w:rPr>
@@ -1664,7 +991,6 @@
         </w:rPr>
         <w:t xml:space="preserve"> [[</w:t>
       </w:r>
-      <w:proofErr w:type="spellStart"/>
       <w:r>
         <w:rPr>
           <w:rFonts w:ascii="Times New Roman" w:hAnsi="Times New Roman"/>
@@ -1683,7 +1009,6 @@
         </w:rPr>
         <w:t>HV</w:t>
       </w:r>
-      <w:proofErr w:type="spellEnd"/>
       <w:r>
         <w:rPr>
           <w:rFonts w:ascii="Times New Roman" w:hAnsi="Times New Roman"/>
@@ -1693,45 +1018,14 @@
         </w:rPr>
         <w:t xml:space="preserve">]] </w:t>
       </w:r>
-      <w:proofErr w:type="spellStart"/>
-      <w:r>
-        <w:rPr>
-          <w:rFonts w:ascii="Times New Roman" w:hAnsi="Times New Roman"/>
-          <w:color w:val="000000" w:themeColor="text1"/>
-          <w:sz w:val="24"/>
-          <w:szCs w:val="24"/>
-        </w:rPr>
-        <w:t>Nơi</w:t>
-      </w:r>
-      <w:proofErr w:type="spellEnd"/>
-      <w:r>
-        <w:rPr>
-          <w:rFonts w:ascii="Times New Roman" w:hAnsi="Times New Roman"/>
-          <w:color w:val="000000" w:themeColor="text1"/>
-          <w:sz w:val="24"/>
-          <w:szCs w:val="24"/>
-        </w:rPr>
-        <w:t xml:space="preserve"> </w:t>
-      </w:r>
-      <w:proofErr w:type="spellStart"/>
-      <w:r>
-        <w:rPr>
-          <w:rFonts w:ascii="Times New Roman" w:hAnsi="Times New Roman"/>
-          <w:color w:val="000000" w:themeColor="text1"/>
-          <w:sz w:val="24"/>
-          <w:szCs w:val="24"/>
-        </w:rPr>
-        <w:t>cấp</w:t>
-      </w:r>
-      <w:proofErr w:type="spellEnd"/>
-      <w:r>
-        <w:rPr>
-          <w:rFonts w:ascii="Times New Roman" w:hAnsi="Times New Roman"/>
-          <w:color w:val="000000" w:themeColor="text1"/>
-          <w:sz w:val="24"/>
-          <w:szCs w:val="24"/>
-        </w:rPr>
-        <w:t>:</w:t>
+      <w:r>
+        <w:rPr>
+          <w:rFonts w:ascii="Times New Roman" w:hAnsi="Times New Roman"/>
+          <w:color w:val="000000" w:themeColor="text1"/>
+          <w:sz w:val="24"/>
+          <w:szCs w:val="24"/>
+        </w:rPr>
+        <w:t>Nơi cấp:</w:t>
       </w:r>
       <w:r>
         <w:rPr>
@@ -1742,7 +1036,6 @@
         </w:rPr>
         <w:t xml:space="preserve"> [[</w:t>
       </w:r>
-      <w:proofErr w:type="spellStart"/>
       <w:r>
         <w:rPr>
           <w:rFonts w:ascii="Times New Roman" w:hAnsi="Times New Roman"/>
@@ -1761,7 +1054,6 @@
         </w:rPr>
         <w:t>HV</w:t>
       </w:r>
-      <w:proofErr w:type="spellEnd"/>
       <w:r>
         <w:rPr>
           <w:rFonts w:ascii="Times New Roman" w:hAnsi="Times New Roman"/>
@@ -1789,125 +1081,14 @@
           <w:szCs w:val="24"/>
         </w:rPr>
       </w:pPr>
-      <w:proofErr w:type="spellStart"/>
-      <w:r>
-        <w:rPr>
-          <w:rFonts w:ascii="Times New Roman" w:hAnsi="Times New Roman"/>
-          <w:color w:val="000000" w:themeColor="text1"/>
-          <w:sz w:val="24"/>
-          <w:szCs w:val="24"/>
-        </w:rPr>
-        <w:t>Trình</w:t>
-      </w:r>
-      <w:proofErr w:type="spellEnd"/>
-      <w:r>
-        <w:rPr>
-          <w:rFonts w:ascii="Times New Roman" w:hAnsi="Times New Roman"/>
-          <w:color w:val="000000" w:themeColor="text1"/>
-          <w:sz w:val="24"/>
-          <w:szCs w:val="24"/>
-        </w:rPr>
-        <w:t xml:space="preserve"> </w:t>
-      </w:r>
-      <w:proofErr w:type="spellStart"/>
-      <w:r>
-        <w:rPr>
-          <w:rFonts w:ascii="Times New Roman" w:hAnsi="Times New Roman"/>
-          <w:color w:val="000000" w:themeColor="text1"/>
-          <w:sz w:val="24"/>
-          <w:szCs w:val="24"/>
-        </w:rPr>
-        <w:t>độ</w:t>
-      </w:r>
-      <w:proofErr w:type="spellEnd"/>
-      <w:r>
-        <w:rPr>
-          <w:rFonts w:ascii="Times New Roman" w:hAnsi="Times New Roman"/>
-          <w:color w:val="000000" w:themeColor="text1"/>
-          <w:sz w:val="24"/>
-          <w:szCs w:val="24"/>
-        </w:rPr>
-        <w:t xml:space="preserve"> </w:t>
-      </w:r>
-      <w:proofErr w:type="spellStart"/>
-      <w:r>
-        <w:rPr>
-          <w:rFonts w:ascii="Times New Roman" w:hAnsi="Times New Roman"/>
-          <w:color w:val="000000" w:themeColor="text1"/>
-          <w:sz w:val="24"/>
-          <w:szCs w:val="24"/>
-        </w:rPr>
-        <w:t>chuyên</w:t>
-      </w:r>
-      <w:proofErr w:type="spellEnd"/>
-      <w:r>
-        <w:rPr>
-          <w:rFonts w:ascii="Times New Roman" w:hAnsi="Times New Roman"/>
-          <w:color w:val="000000" w:themeColor="text1"/>
-          <w:sz w:val="24"/>
-          <w:szCs w:val="24"/>
-        </w:rPr>
-        <w:t xml:space="preserve"> </w:t>
-      </w:r>
-      <w:proofErr w:type="spellStart"/>
-      <w:r>
-        <w:rPr>
-          <w:rFonts w:ascii="Times New Roman" w:hAnsi="Times New Roman"/>
-          <w:color w:val="000000" w:themeColor="text1"/>
-          <w:sz w:val="24"/>
-          <w:szCs w:val="24"/>
-        </w:rPr>
-        <w:t>môn</w:t>
-      </w:r>
-      <w:proofErr w:type="spellEnd"/>
-      <w:r>
-        <w:rPr>
-          <w:rFonts w:ascii="Times New Roman" w:hAnsi="Times New Roman"/>
-          <w:color w:val="000000" w:themeColor="text1"/>
-          <w:sz w:val="24"/>
-          <w:szCs w:val="24"/>
-        </w:rPr>
-        <w:t xml:space="preserve"> </w:t>
-      </w:r>
-      <w:proofErr w:type="spellStart"/>
-      <w:r>
-        <w:rPr>
-          <w:rFonts w:ascii="Times New Roman" w:hAnsi="Times New Roman"/>
-          <w:color w:val="000000" w:themeColor="text1"/>
-          <w:sz w:val="24"/>
-          <w:szCs w:val="24"/>
-        </w:rPr>
-        <w:t>cao</w:t>
-      </w:r>
-      <w:proofErr w:type="spellEnd"/>
-      <w:r>
-        <w:rPr>
-          <w:rFonts w:ascii="Times New Roman" w:hAnsi="Times New Roman"/>
-          <w:color w:val="000000" w:themeColor="text1"/>
-          <w:sz w:val="24"/>
-          <w:szCs w:val="24"/>
-        </w:rPr>
-        <w:t xml:space="preserve"> </w:t>
-      </w:r>
-      <w:proofErr w:type="spellStart"/>
-      <w:r>
-        <w:rPr>
-          <w:rFonts w:ascii="Times New Roman" w:hAnsi="Times New Roman"/>
-          <w:color w:val="000000" w:themeColor="text1"/>
-          <w:sz w:val="24"/>
-          <w:szCs w:val="24"/>
-        </w:rPr>
-        <w:t>nhất</w:t>
-      </w:r>
-      <w:proofErr w:type="spellEnd"/>
-      <w:r>
-        <w:rPr>
-          <w:rFonts w:ascii="Times New Roman" w:hAnsi="Times New Roman"/>
-          <w:color w:val="000000" w:themeColor="text1"/>
-          <w:sz w:val="24"/>
-          <w:szCs w:val="24"/>
-        </w:rPr>
-        <w:t xml:space="preserve">*: </w:t>
+      <w:r>
+        <w:rPr>
+          <w:rFonts w:ascii="Times New Roman" w:hAnsi="Times New Roman"/>
+          <w:color w:val="000000" w:themeColor="text1"/>
+          <w:sz w:val="24"/>
+          <w:szCs w:val="24"/>
+        </w:rPr>
+        <w:t xml:space="preserve">Trình độ chuyên môn cao nhất*: </w:t>
       </w:r>
       <w:r>
         <w:rPr>
@@ -1918,7 +1099,6 @@
         </w:rPr>
         <w:t>[[</w:t>
       </w:r>
-      <w:proofErr w:type="spellStart"/>
       <w:r>
         <w:rPr>
           <w:rFonts w:ascii="Times New Roman" w:hAnsi="Times New Roman"/>
@@ -1937,7 +1117,6 @@
         </w:rPr>
         <w:t>HV</w:t>
       </w:r>
-      <w:proofErr w:type="spellEnd"/>
       <w:r>
         <w:rPr>
           <w:rFonts w:ascii="Times New Roman" w:hAnsi="Times New Roman"/>
@@ -1965,127 +1144,15 @@
           <w:szCs w:val="24"/>
         </w:rPr>
       </w:pPr>
-      <w:proofErr w:type="spellStart"/>
-      <w:r>
-        <w:rPr>
-          <w:rFonts w:ascii="Times New Roman" w:hAnsi="Times New Roman"/>
-          <w:color w:val="000000" w:themeColor="text1"/>
-          <w:sz w:val="24"/>
-          <w:szCs w:val="24"/>
-        </w:rPr>
-        <w:t>Chức</w:t>
-      </w:r>
-      <w:proofErr w:type="spellEnd"/>
-      <w:r>
-        <w:rPr>
-          <w:rFonts w:ascii="Times New Roman" w:hAnsi="Times New Roman"/>
-          <w:color w:val="000000" w:themeColor="text1"/>
-          <w:sz w:val="24"/>
-          <w:szCs w:val="24"/>
-        </w:rPr>
-        <w:t xml:space="preserve"> </w:t>
-      </w:r>
-      <w:proofErr w:type="spellStart"/>
-      <w:r>
-        <w:rPr>
-          <w:rFonts w:ascii="Times New Roman" w:hAnsi="Times New Roman"/>
-          <w:color w:val="000000" w:themeColor="text1"/>
-          <w:sz w:val="24"/>
-          <w:szCs w:val="24"/>
-        </w:rPr>
-        <w:t>vụ</w:t>
-      </w:r>
-      <w:proofErr w:type="spellEnd"/>
-      <w:r>
-        <w:rPr>
-          <w:rFonts w:ascii="Times New Roman" w:hAnsi="Times New Roman"/>
-          <w:color w:val="000000" w:themeColor="text1"/>
-          <w:sz w:val="24"/>
-          <w:szCs w:val="24"/>
-        </w:rPr>
-        <w:t xml:space="preserve">, </w:t>
-      </w:r>
-      <w:proofErr w:type="spellStart"/>
-      <w:r>
-        <w:rPr>
-          <w:rFonts w:ascii="Times New Roman" w:hAnsi="Times New Roman"/>
-          <w:color w:val="000000" w:themeColor="text1"/>
-          <w:sz w:val="24"/>
-          <w:szCs w:val="24"/>
-        </w:rPr>
-        <w:t>chức</w:t>
-      </w:r>
-      <w:proofErr w:type="spellEnd"/>
-      <w:r>
-        <w:rPr>
-          <w:rFonts w:ascii="Times New Roman" w:hAnsi="Times New Roman"/>
-          <w:color w:val="000000" w:themeColor="text1"/>
-          <w:sz w:val="24"/>
-          <w:szCs w:val="24"/>
-        </w:rPr>
-        <w:t xml:space="preserve"> </w:t>
-      </w:r>
-      <w:proofErr w:type="spellStart"/>
-      <w:r>
-        <w:rPr>
-          <w:rFonts w:ascii="Times New Roman" w:hAnsi="Times New Roman"/>
-          <w:color w:val="000000" w:themeColor="text1"/>
-          <w:sz w:val="24"/>
-          <w:szCs w:val="24"/>
-        </w:rPr>
-        <w:t>danh</w:t>
-      </w:r>
-      <w:proofErr w:type="spellEnd"/>
-      <w:r>
-        <w:rPr>
-          <w:rFonts w:ascii="Times New Roman" w:hAnsi="Times New Roman"/>
-          <w:color w:val="000000" w:themeColor="text1"/>
-          <w:sz w:val="24"/>
-          <w:szCs w:val="24"/>
-        </w:rPr>
-        <w:t xml:space="preserve"> </w:t>
-      </w:r>
-      <w:proofErr w:type="spellStart"/>
-      <w:r>
-        <w:rPr>
-          <w:rFonts w:ascii="Times New Roman" w:hAnsi="Times New Roman"/>
-          <w:color w:val="000000" w:themeColor="text1"/>
-          <w:sz w:val="24"/>
-          <w:szCs w:val="24"/>
-        </w:rPr>
-        <w:t>công</w:t>
-      </w:r>
-      <w:proofErr w:type="spellEnd"/>
-      <w:r>
-        <w:rPr>
-          <w:rFonts w:ascii="Times New Roman" w:hAnsi="Times New Roman"/>
-          <w:color w:val="000000" w:themeColor="text1"/>
-          <w:sz w:val="24"/>
-          <w:szCs w:val="24"/>
-        </w:rPr>
-        <w:t xml:space="preserve"> </w:t>
-      </w:r>
-      <w:proofErr w:type="spellStart"/>
-      <w:r>
-        <w:rPr>
-          <w:rFonts w:ascii="Times New Roman" w:hAnsi="Times New Roman"/>
-          <w:color w:val="000000" w:themeColor="text1"/>
-          <w:sz w:val="24"/>
-          <w:szCs w:val="24"/>
-        </w:rPr>
-        <w:t>tác</w:t>
-      </w:r>
-      <w:proofErr w:type="spellEnd"/>
-      <w:r>
-        <w:rPr>
-          <w:rFonts w:ascii="Times New Roman" w:hAnsi="Times New Roman"/>
-          <w:color w:val="000000" w:themeColor="text1"/>
-          <w:sz w:val="24"/>
-          <w:szCs w:val="24"/>
-        </w:rPr>
-        <w:t xml:space="preserve"> (</w:t>
-      </w:r>
-      <w:proofErr w:type="spellStart"/>
+      <w:r>
+        <w:rPr>
+          <w:rFonts w:ascii="Times New Roman" w:hAnsi="Times New Roman"/>
+          <w:color w:val="000000" w:themeColor="text1"/>
+          <w:sz w:val="24"/>
+          <w:szCs w:val="24"/>
+        </w:rPr>
+        <w:t>Chức vụ, chức danh công tác (</w:t>
+      </w:r>
       <w:r>
         <w:rPr>
           <w:rFonts w:ascii="Times New Roman" w:hAnsi="Times New Roman"/>
@@ -2094,31 +1161,8 @@
           <w:sz w:val="24"/>
           <w:szCs w:val="24"/>
         </w:rPr>
-        <w:t>nếu</w:t>
-      </w:r>
-      <w:proofErr w:type="spellEnd"/>
-      <w:r>
-        <w:rPr>
-          <w:rFonts w:ascii="Times New Roman" w:hAnsi="Times New Roman"/>
-          <w:i/>
-          <w:color w:val="000000" w:themeColor="text1"/>
-          <w:sz w:val="24"/>
-          <w:szCs w:val="24"/>
-        </w:rPr>
-        <w:t xml:space="preserve"> </w:t>
-      </w:r>
-      <w:proofErr w:type="spellStart"/>
-      <w:r>
-        <w:rPr>
-          <w:rFonts w:ascii="Times New Roman" w:hAnsi="Times New Roman"/>
-          <w:i/>
-          <w:color w:val="000000" w:themeColor="text1"/>
-          <w:sz w:val="24"/>
-          <w:szCs w:val="24"/>
-        </w:rPr>
-        <w:t>có</w:t>
-      </w:r>
-      <w:proofErr w:type="spellEnd"/>
+        <w:t>nếu có</w:t>
+      </w:r>
       <w:r>
         <w:rPr>
           <w:rFonts w:ascii="Times New Roman" w:hAnsi="Times New Roman"/>
@@ -2137,7 +1181,6 @@
         </w:rPr>
         <w:t xml:space="preserve"> [[</w:t>
       </w:r>
-      <w:proofErr w:type="spellStart"/>
       <w:r>
         <w:rPr>
           <w:rFonts w:ascii="Times New Roman" w:hAnsi="Times New Roman"/>
@@ -2156,7 +1199,6 @@
         </w:rPr>
         <w:t>HV</w:t>
       </w:r>
-      <w:proofErr w:type="spellEnd"/>
       <w:r>
         <w:rPr>
           <w:rFonts w:ascii="Times New Roman" w:hAnsi="Times New Roman"/>
@@ -2184,87 +1226,15 @@
           <w:szCs w:val="24"/>
         </w:rPr>
       </w:pPr>
-      <w:proofErr w:type="spellStart"/>
-      <w:r>
-        <w:rPr>
-          <w:rFonts w:ascii="Times New Roman" w:hAnsi="Times New Roman"/>
-          <w:color w:val="000000" w:themeColor="text1"/>
-          <w:sz w:val="24"/>
-          <w:szCs w:val="24"/>
-        </w:rPr>
-        <w:t>Đơn</w:t>
-      </w:r>
-      <w:proofErr w:type="spellEnd"/>
-      <w:r>
-        <w:rPr>
-          <w:rFonts w:ascii="Times New Roman" w:hAnsi="Times New Roman"/>
-          <w:color w:val="000000" w:themeColor="text1"/>
-          <w:sz w:val="24"/>
-          <w:szCs w:val="24"/>
-        </w:rPr>
-        <w:t xml:space="preserve"> </w:t>
-      </w:r>
-      <w:proofErr w:type="spellStart"/>
-      <w:r>
-        <w:rPr>
-          <w:rFonts w:ascii="Times New Roman" w:hAnsi="Times New Roman"/>
-          <w:color w:val="000000" w:themeColor="text1"/>
-          <w:sz w:val="24"/>
-          <w:szCs w:val="24"/>
-        </w:rPr>
-        <w:t>vị</w:t>
-      </w:r>
-      <w:proofErr w:type="spellEnd"/>
-      <w:r>
-        <w:rPr>
-          <w:rFonts w:ascii="Times New Roman" w:hAnsi="Times New Roman"/>
-          <w:color w:val="000000" w:themeColor="text1"/>
-          <w:sz w:val="24"/>
-          <w:szCs w:val="24"/>
-        </w:rPr>
-        <w:t xml:space="preserve"> </w:t>
-      </w:r>
-      <w:proofErr w:type="spellStart"/>
-      <w:r>
-        <w:rPr>
-          <w:rFonts w:ascii="Times New Roman" w:hAnsi="Times New Roman"/>
-          <w:color w:val="000000" w:themeColor="text1"/>
-          <w:sz w:val="24"/>
-          <w:szCs w:val="24"/>
-        </w:rPr>
-        <w:t>công</w:t>
-      </w:r>
-      <w:proofErr w:type="spellEnd"/>
-      <w:r>
-        <w:rPr>
-          <w:rFonts w:ascii="Times New Roman" w:hAnsi="Times New Roman"/>
-          <w:color w:val="000000" w:themeColor="text1"/>
-          <w:sz w:val="24"/>
-          <w:szCs w:val="24"/>
-        </w:rPr>
-        <w:t xml:space="preserve"> </w:t>
-      </w:r>
-      <w:proofErr w:type="spellStart"/>
-      <w:r>
-        <w:rPr>
-          <w:rFonts w:ascii="Times New Roman" w:hAnsi="Times New Roman"/>
-          <w:color w:val="000000" w:themeColor="text1"/>
-          <w:sz w:val="24"/>
-          <w:szCs w:val="24"/>
-        </w:rPr>
-        <w:t>tác</w:t>
-      </w:r>
-      <w:proofErr w:type="spellEnd"/>
-      <w:r>
-        <w:rPr>
-          <w:rFonts w:ascii="Times New Roman" w:hAnsi="Times New Roman"/>
-          <w:color w:val="000000" w:themeColor="text1"/>
-          <w:sz w:val="24"/>
-          <w:szCs w:val="24"/>
-        </w:rPr>
-        <w:t>* (</w:t>
-      </w:r>
-      <w:proofErr w:type="spellStart"/>
+      <w:r>
+        <w:rPr>
+          <w:rFonts w:ascii="Times New Roman" w:hAnsi="Times New Roman"/>
+          <w:color w:val="000000" w:themeColor="text1"/>
+          <w:sz w:val="24"/>
+          <w:szCs w:val="24"/>
+        </w:rPr>
+        <w:t>Đơn vị công tác* (</w:t>
+      </w:r>
       <w:r>
         <w:rPr>
           <w:rFonts w:ascii="Times New Roman" w:hAnsi="Times New Roman"/>
@@ -2273,119 +1243,8 @@
           <w:sz w:val="24"/>
           <w:szCs w:val="24"/>
         </w:rPr>
-        <w:t>ghi</w:t>
-      </w:r>
-      <w:proofErr w:type="spellEnd"/>
-      <w:r>
-        <w:rPr>
-          <w:rFonts w:ascii="Times New Roman" w:hAnsi="Times New Roman"/>
-          <w:i/>
-          <w:color w:val="000000" w:themeColor="text1"/>
-          <w:sz w:val="24"/>
-          <w:szCs w:val="24"/>
-        </w:rPr>
-        <w:t xml:space="preserve"> </w:t>
-      </w:r>
-      <w:proofErr w:type="spellStart"/>
-      <w:r>
-        <w:rPr>
-          <w:rFonts w:ascii="Times New Roman" w:hAnsi="Times New Roman"/>
-          <w:i/>
-          <w:color w:val="000000" w:themeColor="text1"/>
-          <w:sz w:val="24"/>
-          <w:szCs w:val="24"/>
-        </w:rPr>
-        <w:t>rõ</w:t>
-      </w:r>
-      <w:proofErr w:type="spellEnd"/>
-      <w:r>
-        <w:rPr>
-          <w:rFonts w:ascii="Times New Roman" w:hAnsi="Times New Roman"/>
-          <w:i/>
-          <w:color w:val="000000" w:themeColor="text1"/>
-          <w:sz w:val="24"/>
-          <w:szCs w:val="24"/>
-        </w:rPr>
-        <w:t xml:space="preserve"> </w:t>
-      </w:r>
-      <w:proofErr w:type="spellStart"/>
-      <w:r>
-        <w:rPr>
-          <w:rFonts w:ascii="Times New Roman" w:hAnsi="Times New Roman"/>
-          <w:i/>
-          <w:color w:val="000000" w:themeColor="text1"/>
-          <w:sz w:val="24"/>
-          <w:szCs w:val="24"/>
-        </w:rPr>
-        <w:t>đơn</w:t>
-      </w:r>
-      <w:proofErr w:type="spellEnd"/>
-      <w:r>
-        <w:rPr>
-          <w:rFonts w:ascii="Times New Roman" w:hAnsi="Times New Roman"/>
-          <w:i/>
-          <w:color w:val="000000" w:themeColor="text1"/>
-          <w:sz w:val="24"/>
-          <w:szCs w:val="24"/>
-        </w:rPr>
-        <w:t xml:space="preserve"> </w:t>
-      </w:r>
-      <w:proofErr w:type="spellStart"/>
-      <w:r>
-        <w:rPr>
-          <w:rFonts w:ascii="Times New Roman" w:hAnsi="Times New Roman"/>
-          <w:i/>
-          <w:color w:val="000000" w:themeColor="text1"/>
-          <w:sz w:val="24"/>
-          <w:szCs w:val="24"/>
-        </w:rPr>
-        <w:t>vị</w:t>
-      </w:r>
-      <w:proofErr w:type="spellEnd"/>
-      <w:r>
-        <w:rPr>
-          <w:rFonts w:ascii="Times New Roman" w:hAnsi="Times New Roman"/>
-          <w:i/>
-          <w:color w:val="000000" w:themeColor="text1"/>
-          <w:sz w:val="24"/>
-          <w:szCs w:val="24"/>
-        </w:rPr>
-        <w:t xml:space="preserve"> </w:t>
-      </w:r>
-      <w:proofErr w:type="spellStart"/>
-      <w:r>
-        <w:rPr>
-          <w:rFonts w:ascii="Times New Roman" w:hAnsi="Times New Roman"/>
-          <w:i/>
-          <w:color w:val="000000" w:themeColor="text1"/>
-          <w:sz w:val="24"/>
-          <w:szCs w:val="24"/>
-        </w:rPr>
-        <w:t>từ</w:t>
-      </w:r>
-      <w:proofErr w:type="spellEnd"/>
-      <w:r>
-        <w:rPr>
-          <w:rFonts w:ascii="Times New Roman" w:hAnsi="Times New Roman"/>
-          <w:i/>
-          <w:color w:val="000000" w:themeColor="text1"/>
-          <w:sz w:val="24"/>
-          <w:szCs w:val="24"/>
-        </w:rPr>
-        <w:t xml:space="preserve"> khoa/</w:t>
-      </w:r>
-      <w:proofErr w:type="spellStart"/>
-      <w:r>
-        <w:rPr>
-          <w:rFonts w:ascii="Times New Roman" w:hAnsi="Times New Roman"/>
-          <w:i/>
-          <w:color w:val="000000" w:themeColor="text1"/>
-          <w:sz w:val="24"/>
-          <w:szCs w:val="24"/>
-        </w:rPr>
-        <w:t>phòng</w:t>
-      </w:r>
-      <w:proofErr w:type="spellEnd"/>
+        <w:t>ghi rõ đơn vị từ khoa/phòng</w:t>
+      </w:r>
       <w:r>
         <w:rPr>
           <w:rFonts w:ascii="Times New Roman" w:hAnsi="Times New Roman"/>
@@ -2416,17 +1275,7 @@
           <w:sz w:val="24"/>
           <w:szCs w:val="24"/>
         </w:rPr>
-        <w:t>[[</w:t>
-      </w:r>
-      <w:proofErr w:type="spellStart"/>
-      <w:r>
-        <w:rPr>
-          <w:rFonts w:ascii="Times New Roman" w:hAnsi="Times New Roman"/>
-          <w:color w:val="000000" w:themeColor="text1"/>
-          <w:sz w:val="24"/>
-          <w:szCs w:val="24"/>
-        </w:rPr>
-        <w:t>DonViCongTac</w:t>
+        <w:t>[[DonViCongTac</w:t>
       </w:r>
       <w:r>
         <w:rPr>
@@ -2437,7 +1286,6 @@
         </w:rPr>
         <w:t>HV</w:t>
       </w:r>
-      <w:proofErr w:type="spellEnd"/>
       <w:r>
         <w:rPr>
           <w:rFonts w:ascii="Times New Roman" w:hAnsi="Times New Roman"/>
@@ -2461,125 +1309,14 @@
           <w:szCs w:val="24"/>
         </w:rPr>
       </w:pPr>
-      <w:proofErr w:type="spellStart"/>
-      <w:r>
-        <w:rPr>
-          <w:rFonts w:ascii="Times New Roman" w:hAnsi="Times New Roman"/>
-          <w:color w:val="000000" w:themeColor="text1"/>
-          <w:sz w:val="24"/>
-          <w:szCs w:val="24"/>
-        </w:rPr>
-        <w:t>Địa</w:t>
-      </w:r>
-      <w:proofErr w:type="spellEnd"/>
-      <w:r>
-        <w:rPr>
-          <w:rFonts w:ascii="Times New Roman" w:hAnsi="Times New Roman"/>
-          <w:color w:val="000000" w:themeColor="text1"/>
-          <w:sz w:val="24"/>
-          <w:szCs w:val="24"/>
-        </w:rPr>
-        <w:t xml:space="preserve"> </w:t>
-      </w:r>
-      <w:proofErr w:type="spellStart"/>
-      <w:r>
-        <w:rPr>
-          <w:rFonts w:ascii="Times New Roman" w:hAnsi="Times New Roman"/>
-          <w:color w:val="000000" w:themeColor="text1"/>
-          <w:sz w:val="24"/>
-          <w:szCs w:val="24"/>
-        </w:rPr>
-        <w:t>chỉ</w:t>
-      </w:r>
-      <w:proofErr w:type="spellEnd"/>
-      <w:r>
-        <w:rPr>
-          <w:rFonts w:ascii="Times New Roman" w:hAnsi="Times New Roman"/>
-          <w:color w:val="000000" w:themeColor="text1"/>
-          <w:sz w:val="24"/>
-          <w:szCs w:val="24"/>
-        </w:rPr>
-        <w:t xml:space="preserve"> </w:t>
-      </w:r>
-      <w:proofErr w:type="spellStart"/>
-      <w:r>
-        <w:rPr>
-          <w:rFonts w:ascii="Times New Roman" w:hAnsi="Times New Roman"/>
-          <w:color w:val="000000" w:themeColor="text1"/>
-          <w:sz w:val="24"/>
-          <w:szCs w:val="24"/>
-        </w:rPr>
-        <w:t>đơn</w:t>
-      </w:r>
-      <w:proofErr w:type="spellEnd"/>
-      <w:r>
-        <w:rPr>
-          <w:rFonts w:ascii="Times New Roman" w:hAnsi="Times New Roman"/>
-          <w:color w:val="000000" w:themeColor="text1"/>
-          <w:sz w:val="24"/>
-          <w:szCs w:val="24"/>
-        </w:rPr>
-        <w:t xml:space="preserve"> </w:t>
-      </w:r>
-      <w:proofErr w:type="spellStart"/>
-      <w:r>
-        <w:rPr>
-          <w:rFonts w:ascii="Times New Roman" w:hAnsi="Times New Roman"/>
-          <w:color w:val="000000" w:themeColor="text1"/>
-          <w:sz w:val="24"/>
-          <w:szCs w:val="24"/>
-        </w:rPr>
-        <w:t>vị</w:t>
-      </w:r>
-      <w:proofErr w:type="spellEnd"/>
-      <w:r>
-        <w:rPr>
-          <w:rFonts w:ascii="Times New Roman" w:hAnsi="Times New Roman"/>
-          <w:color w:val="000000" w:themeColor="text1"/>
-          <w:sz w:val="24"/>
-          <w:szCs w:val="24"/>
-        </w:rPr>
-        <w:t xml:space="preserve"> </w:t>
-      </w:r>
-      <w:proofErr w:type="spellStart"/>
-      <w:r>
-        <w:rPr>
-          <w:rFonts w:ascii="Times New Roman" w:hAnsi="Times New Roman"/>
-          <w:color w:val="000000" w:themeColor="text1"/>
-          <w:sz w:val="24"/>
-          <w:szCs w:val="24"/>
-        </w:rPr>
-        <w:t>công</w:t>
-      </w:r>
-      <w:proofErr w:type="spellEnd"/>
-      <w:r>
-        <w:rPr>
-          <w:rFonts w:ascii="Times New Roman" w:hAnsi="Times New Roman"/>
-          <w:color w:val="000000" w:themeColor="text1"/>
-          <w:sz w:val="24"/>
-          <w:szCs w:val="24"/>
-        </w:rPr>
-        <w:t xml:space="preserve"> </w:t>
-      </w:r>
-      <w:proofErr w:type="spellStart"/>
-      <w:r>
-        <w:rPr>
-          <w:rFonts w:ascii="Times New Roman" w:hAnsi="Times New Roman"/>
-          <w:color w:val="000000" w:themeColor="text1"/>
-          <w:sz w:val="24"/>
-          <w:szCs w:val="24"/>
-        </w:rPr>
-        <w:t>tác</w:t>
-      </w:r>
-      <w:proofErr w:type="spellEnd"/>
-      <w:r>
-        <w:rPr>
-          <w:rFonts w:ascii="Times New Roman" w:hAnsi="Times New Roman"/>
-          <w:color w:val="000000" w:themeColor="text1"/>
-          <w:sz w:val="24"/>
-          <w:szCs w:val="24"/>
-        </w:rPr>
-        <w:t>*</w:t>
+      <w:r>
+        <w:rPr>
+          <w:rFonts w:ascii="Times New Roman" w:hAnsi="Times New Roman"/>
+          <w:color w:val="000000" w:themeColor="text1"/>
+          <w:sz w:val="24"/>
+          <w:szCs w:val="24"/>
+        </w:rPr>
+        <w:t>Địa chỉ đơn vị công tác*</w:t>
       </w:r>
     </w:p>
     <w:p>
@@ -2604,7 +1341,6 @@
         </w:rPr>
         <w:t>[[</w:t>
       </w:r>
-      <w:proofErr w:type="spellStart"/>
       <w:r>
         <w:rPr>
           <w:rFonts w:ascii="Times New Roman" w:hAnsi="Times New Roman"/>
@@ -2621,17 +1357,7 @@
           <w:sz w:val="24"/>
           <w:szCs w:val="24"/>
         </w:rPr>
-        <w:t>HV</w:t>
-      </w:r>
-      <w:proofErr w:type="spellEnd"/>
-      <w:r>
-        <w:rPr>
-          <w:rFonts w:ascii="Times New Roman" w:hAnsi="Times New Roman"/>
-          <w:color w:val="000000" w:themeColor="text1"/>
-          <w:sz w:val="24"/>
-          <w:szCs w:val="24"/>
-        </w:rPr>
-        <w:t>]</w:t>
+        <w:t>HV]</w:t>
       </w:r>
       <w:r>
         <w:rPr>
@@ -2663,47 +1389,7 @@
           <w:sz w:val="24"/>
           <w:szCs w:val="24"/>
         </w:rPr>
-        <w:t xml:space="preserve">Thông tin </w:t>
-      </w:r>
-      <w:proofErr w:type="spellStart"/>
-      <w:r>
-        <w:rPr>
-          <w:rFonts w:ascii="Times New Roman" w:hAnsi="Times New Roman"/>
-          <w:color w:val="000000" w:themeColor="text1"/>
-          <w:sz w:val="24"/>
-          <w:szCs w:val="24"/>
-        </w:rPr>
-        <w:t>liên</w:t>
-      </w:r>
-      <w:proofErr w:type="spellEnd"/>
-      <w:r>
-        <w:rPr>
-          <w:rFonts w:ascii="Times New Roman" w:hAnsi="Times New Roman"/>
-          <w:color w:val="000000" w:themeColor="text1"/>
-          <w:sz w:val="24"/>
-          <w:szCs w:val="24"/>
-        </w:rPr>
-        <w:t xml:space="preserve"> </w:t>
-      </w:r>
-      <w:proofErr w:type="spellStart"/>
-      <w:r>
-        <w:rPr>
-          <w:rFonts w:ascii="Times New Roman" w:hAnsi="Times New Roman"/>
-          <w:color w:val="000000" w:themeColor="text1"/>
-          <w:sz w:val="24"/>
-          <w:szCs w:val="24"/>
-        </w:rPr>
-        <w:t>hệ</w:t>
-      </w:r>
-      <w:proofErr w:type="spellEnd"/>
-      <w:r>
-        <w:rPr>
-          <w:rFonts w:ascii="Times New Roman" w:hAnsi="Times New Roman"/>
-          <w:color w:val="000000" w:themeColor="text1"/>
-          <w:sz w:val="24"/>
-          <w:szCs w:val="24"/>
-        </w:rPr>
-        <w:t xml:space="preserve">*: </w:t>
+        <w:t xml:space="preserve">Thông tin liên hệ*: </w:t>
       </w:r>
     </w:p>
     <w:p>
@@ -2719,65 +1405,24 @@
           <w:szCs w:val="24"/>
         </w:rPr>
       </w:pPr>
-      <w:proofErr w:type="spellStart"/>
-      <w:r>
-        <w:rPr>
-          <w:rFonts w:ascii="Times New Roman" w:hAnsi="Times New Roman"/>
-          <w:color w:val="000000" w:themeColor="text1"/>
-          <w:sz w:val="24"/>
-          <w:szCs w:val="24"/>
-        </w:rPr>
-        <w:t>Địa</w:t>
-      </w:r>
-      <w:proofErr w:type="spellEnd"/>
-      <w:r>
-        <w:rPr>
-          <w:rFonts w:ascii="Times New Roman" w:hAnsi="Times New Roman"/>
-          <w:color w:val="000000" w:themeColor="text1"/>
-          <w:sz w:val="24"/>
-          <w:szCs w:val="24"/>
-        </w:rPr>
-        <w:t xml:space="preserve"> </w:t>
-      </w:r>
-      <w:proofErr w:type="spellStart"/>
-      <w:r>
-        <w:rPr>
-          <w:rFonts w:ascii="Times New Roman" w:hAnsi="Times New Roman"/>
-          <w:color w:val="000000" w:themeColor="text1"/>
-          <w:sz w:val="24"/>
-          <w:szCs w:val="24"/>
-        </w:rPr>
-        <w:t>c</w:t>
-      </w:r>
-      <w:r>
-        <w:rPr>
-          <w:rFonts w:ascii="Times New Roman" w:hAnsi="Times New Roman"/>
-          <w:color w:val="000000" w:themeColor="text1"/>
-          <w:sz w:val="24"/>
-          <w:szCs w:val="24"/>
-        </w:rPr>
-        <w:t>hỉ</w:t>
-      </w:r>
-      <w:proofErr w:type="spellEnd"/>
-      <w:r>
-        <w:rPr>
-          <w:rFonts w:ascii="Times New Roman" w:hAnsi="Times New Roman"/>
-          <w:color w:val="000000" w:themeColor="text1"/>
-          <w:sz w:val="24"/>
-          <w:szCs w:val="24"/>
-        </w:rPr>
-        <w:t xml:space="preserve"> </w:t>
-      </w:r>
-      <w:r>
-        <w:rPr>
-          <w:rFonts w:ascii="Times New Roman" w:hAnsi="Times New Roman"/>
-          <w:color w:val="000000" w:themeColor="text1"/>
-          <w:sz w:val="24"/>
-          <w:szCs w:val="24"/>
-        </w:rPr>
-        <w:t>[[</w:t>
-      </w:r>
-      <w:proofErr w:type="spellStart"/>
+      <w:r>
+        <w:rPr>
+          <w:rFonts w:ascii="Times New Roman" w:hAnsi="Times New Roman"/>
+          <w:color w:val="000000" w:themeColor="text1"/>
+          <w:sz w:val="24"/>
+          <w:szCs w:val="24"/>
+        </w:rPr>
+        <w:t>Địa c</w:t>
+      </w:r>
+      <w:r>
+        <w:rPr>
+          <w:rFonts w:ascii="Times New Roman" w:hAnsi="Times New Roman"/>
+          <w:color w:val="000000" w:themeColor="text1"/>
+          <w:sz w:val="24"/>
+          <w:szCs w:val="24"/>
+        </w:rPr>
+        <w:t>hỉ [[</w:t>
+      </w:r>
       <w:r>
         <w:rPr>
           <w:rFonts w:ascii="Times New Roman" w:hAnsi="Times New Roman"/>
@@ -2796,7 +1441,6 @@
         </w:rPr>
         <w:t>HV</w:t>
       </w:r>
-      <w:proofErr w:type="spellEnd"/>
       <w:r>
         <w:rPr>
           <w:rFonts w:ascii="Times New Roman" w:hAnsi="Times New Roman"/>
@@ -2824,57 +1468,15 @@
           <w:szCs w:val="24"/>
         </w:rPr>
       </w:pPr>
-      <w:proofErr w:type="spellStart"/>
-      <w:r>
-        <w:rPr>
-          <w:rFonts w:ascii="Times New Roman" w:hAnsi="Times New Roman"/>
-          <w:color w:val="000000" w:themeColor="text1"/>
-          <w:sz w:val="24"/>
-          <w:szCs w:val="24"/>
-        </w:rPr>
-        <w:t>Số</w:t>
-      </w:r>
-      <w:proofErr w:type="spellEnd"/>
-      <w:r>
-        <w:rPr>
-          <w:rFonts w:ascii="Times New Roman" w:hAnsi="Times New Roman"/>
-          <w:color w:val="000000" w:themeColor="text1"/>
-          <w:sz w:val="24"/>
-          <w:szCs w:val="24"/>
-        </w:rPr>
-        <w:t xml:space="preserve"> </w:t>
-      </w:r>
-      <w:proofErr w:type="spellStart"/>
-      <w:r>
-        <w:rPr>
-          <w:rFonts w:ascii="Times New Roman" w:hAnsi="Times New Roman"/>
-          <w:color w:val="000000" w:themeColor="text1"/>
-          <w:sz w:val="24"/>
-          <w:szCs w:val="24"/>
-        </w:rPr>
-        <w:t>Điện</w:t>
-      </w:r>
-      <w:proofErr w:type="spellEnd"/>
-      <w:r>
-        <w:rPr>
-          <w:rFonts w:ascii="Times New Roman" w:hAnsi="Times New Roman"/>
-          <w:color w:val="000000" w:themeColor="text1"/>
-          <w:sz w:val="24"/>
-          <w:szCs w:val="24"/>
-        </w:rPr>
-        <w:t xml:space="preserve"> </w:t>
-      </w:r>
-      <w:proofErr w:type="spellStart"/>
-      <w:r>
-        <w:rPr>
-          <w:rFonts w:ascii="Times New Roman" w:hAnsi="Times New Roman"/>
-          <w:color w:val="000000" w:themeColor="text1"/>
-          <w:sz w:val="24"/>
-          <w:szCs w:val="24"/>
-        </w:rPr>
-        <w:t>thoại</w:t>
-      </w:r>
-      <w:proofErr w:type="spellEnd"/>
+      <w:r>
+        <w:rPr>
+          <w:rFonts w:ascii="Times New Roman" w:hAnsi="Times New Roman"/>
+          <w:color w:val="000000" w:themeColor="text1"/>
+          <w:sz w:val="24"/>
+          <w:szCs w:val="24"/>
+        </w:rPr>
+        <w:t>Số Điện thoại</w:t>
+      </w:r>
       <w:r>
         <w:rPr>
           <w:rFonts w:ascii="Times New Roman" w:hAnsi="Times New Roman"/>
@@ -2894,26 +1496,15 @@
         </w:rPr>
         <w:t>[[</w:t>
       </w:r>
-      <w:proofErr w:type="spellStart"/>
-      <w:r>
-        <w:rPr>
-          <w:rFonts w:ascii="Times New Roman" w:hAnsi="Times New Roman"/>
-          <w:color w:val="000000" w:themeColor="text1"/>
-          <w:sz w:val="24"/>
-          <w:szCs w:val="24"/>
-        </w:rPr>
-        <w:t>SoDienThoai</w:t>
-      </w:r>
-      <w:r>
-        <w:rPr>
-          <w:rFonts w:ascii="Times New Roman" w:hAnsi="Times New Roman"/>
-          <w:color w:val="000000" w:themeColor="text1"/>
-          <w:sz w:val="24"/>
-          <w:szCs w:val="24"/>
-        </w:rPr>
-        <w:t>HV</w:t>
-      </w:r>
-      <w:proofErr w:type="spellEnd"/>
+      <w:r>
+        <w:rPr>
+          <w:rFonts w:ascii="Times New Roman" w:hAnsi="Times New Roman"/>
+          <w:color w:val="000000" w:themeColor="text1"/>
+          <w:sz w:val="24"/>
+          <w:szCs w:val="24"/>
+        </w:rPr>
+        <w:t>SoDienThoaiHV</w:t>
+      </w:r>
       <w:r>
         <w:rPr>
           <w:rFonts w:ascii="Times New Roman" w:hAnsi="Times New Roman"/>
@@ -2959,7 +1550,6 @@
         </w:rPr>
         <w:t>[[</w:t>
       </w:r>
-      <w:proofErr w:type="spellStart"/>
       <w:r>
         <w:rPr>
           <w:rFonts w:ascii="Times New Roman" w:hAnsi="Times New Roman"/>
@@ -2969,7 +1559,6 @@
         </w:rPr>
         <w:t>EmailHV</w:t>
       </w:r>
-      <w:proofErr w:type="spellEnd"/>
       <w:r>
         <w:rPr>
           <w:rFonts w:ascii="Times New Roman" w:hAnsi="Times New Roman"/>
@@ -2997,7 +1586,6 @@
           <w:szCs w:val="24"/>
         </w:rPr>
       </w:pPr>
-      <w:proofErr w:type="spellStart"/>
       <w:r>
         <w:rPr>
           <w:rFonts w:ascii="Times New Roman" w:hAnsi="Times New Roman"/>
@@ -3006,150 +1594,7 @@
           <w:sz w:val="24"/>
           <w:szCs w:val="24"/>
         </w:rPr>
-        <w:t>Phần</w:t>
-      </w:r>
-      <w:proofErr w:type="spellEnd"/>
-      <w:r>
-        <w:rPr>
-          <w:rFonts w:ascii="Times New Roman" w:hAnsi="Times New Roman"/>
-          <w:b/>
-          <w:color w:val="000000" w:themeColor="text1"/>
-          <w:sz w:val="24"/>
-          <w:szCs w:val="24"/>
-        </w:rPr>
-        <w:t xml:space="preserve"> </w:t>
-      </w:r>
-      <w:proofErr w:type="spellStart"/>
-      <w:r>
-        <w:rPr>
-          <w:rFonts w:ascii="Times New Roman" w:hAnsi="Times New Roman"/>
-          <w:b/>
-          <w:color w:val="000000" w:themeColor="text1"/>
-          <w:sz w:val="24"/>
-          <w:szCs w:val="24"/>
-        </w:rPr>
-        <w:t>thông</w:t>
-      </w:r>
-      <w:proofErr w:type="spellEnd"/>
-      <w:r>
-        <w:rPr>
-          <w:rFonts w:ascii="Times New Roman" w:hAnsi="Times New Roman"/>
-          <w:b/>
-          <w:color w:val="000000" w:themeColor="text1"/>
-          <w:sz w:val="24"/>
-          <w:szCs w:val="24"/>
-        </w:rPr>
-        <w:t xml:space="preserve"> tin </w:t>
-      </w:r>
-      <w:proofErr w:type="spellStart"/>
-      <w:r>
-        <w:rPr>
-          <w:rFonts w:ascii="Times New Roman" w:hAnsi="Times New Roman"/>
-          <w:b/>
-          <w:color w:val="000000" w:themeColor="text1"/>
-          <w:sz w:val="24"/>
-          <w:szCs w:val="24"/>
-        </w:rPr>
-        <w:t>về</w:t>
-      </w:r>
-      <w:proofErr w:type="spellEnd"/>
-      <w:r>
-        <w:rPr>
-          <w:rFonts w:ascii="Times New Roman" w:hAnsi="Times New Roman"/>
-          <w:b/>
-          <w:color w:val="000000" w:themeColor="text1"/>
-          <w:sz w:val="24"/>
-          <w:szCs w:val="24"/>
-        </w:rPr>
-        <w:t xml:space="preserve"> </w:t>
-      </w:r>
-      <w:proofErr w:type="spellStart"/>
-      <w:r>
-        <w:rPr>
-          <w:rFonts w:ascii="Times New Roman" w:hAnsi="Times New Roman"/>
-          <w:b/>
-          <w:color w:val="000000" w:themeColor="text1"/>
-          <w:sz w:val="24"/>
-          <w:szCs w:val="24"/>
-        </w:rPr>
-        <w:t>khóa</w:t>
-      </w:r>
-      <w:proofErr w:type="spellEnd"/>
-      <w:r>
-        <w:rPr>
-          <w:rFonts w:ascii="Times New Roman" w:hAnsi="Times New Roman"/>
-          <w:b/>
-          <w:color w:val="000000" w:themeColor="text1"/>
-          <w:sz w:val="24"/>
-          <w:szCs w:val="24"/>
-        </w:rPr>
-        <w:t xml:space="preserve"> </w:t>
-      </w:r>
-      <w:proofErr w:type="spellStart"/>
-      <w:r>
-        <w:rPr>
-          <w:rFonts w:ascii="Times New Roman" w:hAnsi="Times New Roman"/>
-          <w:b/>
-          <w:color w:val="000000" w:themeColor="text1"/>
-          <w:sz w:val="24"/>
-          <w:szCs w:val="24"/>
-        </w:rPr>
-        <w:t>học</w:t>
-      </w:r>
-      <w:proofErr w:type="spellEnd"/>
-      <w:r>
-        <w:rPr>
-          <w:rFonts w:ascii="Times New Roman" w:hAnsi="Times New Roman"/>
-          <w:b/>
-          <w:color w:val="000000" w:themeColor="text1"/>
-          <w:sz w:val="24"/>
-          <w:szCs w:val="24"/>
-        </w:rPr>
-        <w:t xml:space="preserve"> </w:t>
-      </w:r>
-      <w:proofErr w:type="spellStart"/>
-      <w:r>
-        <w:rPr>
-          <w:rFonts w:ascii="Times New Roman" w:hAnsi="Times New Roman"/>
-          <w:b/>
-          <w:color w:val="000000" w:themeColor="text1"/>
-          <w:sz w:val="24"/>
-          <w:szCs w:val="24"/>
-        </w:rPr>
-        <w:t>đăng</w:t>
-      </w:r>
-      <w:proofErr w:type="spellEnd"/>
-      <w:r>
-        <w:rPr>
-          <w:rFonts w:ascii="Times New Roman" w:hAnsi="Times New Roman"/>
-          <w:b/>
-          <w:color w:val="000000" w:themeColor="text1"/>
-          <w:sz w:val="24"/>
-          <w:szCs w:val="24"/>
-        </w:rPr>
-        <w:t xml:space="preserve"> </w:t>
-      </w:r>
-      <w:proofErr w:type="spellStart"/>
-      <w:r>
-        <w:rPr>
-          <w:rFonts w:ascii="Times New Roman" w:hAnsi="Times New Roman"/>
-          <w:b/>
-          <w:color w:val="000000" w:themeColor="text1"/>
-          <w:sz w:val="24"/>
-          <w:szCs w:val="24"/>
-        </w:rPr>
-        <w:t>ký</w:t>
-      </w:r>
-      <w:proofErr w:type="spellEnd"/>
-      <w:r>
-        <w:rPr>
-          <w:rFonts w:ascii="Times New Roman" w:hAnsi="Times New Roman"/>
-          <w:b/>
-          <w:color w:val="000000" w:themeColor="text1"/>
-          <w:sz w:val="24"/>
-          <w:szCs w:val="24"/>
-        </w:rPr>
-        <w:t xml:space="preserve"> </w:t>
+        <w:t xml:space="preserve">Phần thông tin về khóa học đăng ký </w:t>
       </w:r>
     </w:p>
     <w:p>
@@ -3169,85 +1614,24 @@
           <w:szCs w:val="24"/>
         </w:rPr>
       </w:pPr>
-      <w:proofErr w:type="spellStart"/>
-      <w:r>
-        <w:rPr>
-          <w:rFonts w:ascii="Times New Roman" w:hAnsi="Times New Roman"/>
-          <w:color w:val="000000" w:themeColor="text1"/>
-          <w:sz w:val="24"/>
-          <w:szCs w:val="24"/>
-        </w:rPr>
-        <w:t>Tên</w:t>
-      </w:r>
-      <w:proofErr w:type="spellEnd"/>
-      <w:r>
-        <w:rPr>
-          <w:rFonts w:ascii="Times New Roman" w:hAnsi="Times New Roman"/>
-          <w:color w:val="000000" w:themeColor="text1"/>
-          <w:sz w:val="24"/>
-          <w:szCs w:val="24"/>
-        </w:rPr>
-        <w:t xml:space="preserve"> </w:t>
-      </w:r>
-      <w:proofErr w:type="spellStart"/>
-      <w:r>
-        <w:rPr>
-          <w:rFonts w:ascii="Times New Roman" w:hAnsi="Times New Roman"/>
-          <w:color w:val="000000" w:themeColor="text1"/>
-          <w:sz w:val="24"/>
-          <w:szCs w:val="24"/>
-        </w:rPr>
-        <w:t>khóa</w:t>
-      </w:r>
-      <w:proofErr w:type="spellEnd"/>
-      <w:r>
-        <w:rPr>
-          <w:rFonts w:ascii="Times New Roman" w:hAnsi="Times New Roman"/>
-          <w:color w:val="000000" w:themeColor="text1"/>
-          <w:sz w:val="24"/>
-          <w:szCs w:val="24"/>
-        </w:rPr>
-        <w:t xml:space="preserve"> </w:t>
-      </w:r>
-      <w:proofErr w:type="spellStart"/>
-      <w:r>
-        <w:rPr>
-          <w:rFonts w:ascii="Times New Roman" w:hAnsi="Times New Roman"/>
-          <w:color w:val="000000" w:themeColor="text1"/>
-          <w:sz w:val="24"/>
-          <w:szCs w:val="24"/>
-        </w:rPr>
-        <w:t>học</w:t>
-      </w:r>
-      <w:proofErr w:type="spellEnd"/>
-      <w:r>
-        <w:rPr>
-          <w:rFonts w:ascii="Times New Roman" w:hAnsi="Times New Roman"/>
-          <w:color w:val="000000" w:themeColor="text1"/>
-          <w:sz w:val="24"/>
-          <w:szCs w:val="24"/>
-        </w:rPr>
-        <w:t>:</w:t>
-      </w:r>
-      <w:r>
-        <w:rPr>
-          <w:rFonts w:ascii="Times New Roman" w:hAnsi="Times New Roman"/>
-          <w:color w:val="000000" w:themeColor="text1"/>
-          <w:sz w:val="24"/>
-          <w:szCs w:val="24"/>
-        </w:rPr>
-        <w:t xml:space="preserve"> </w:t>
-      </w:r>
-      <w:r>
-        <w:rPr>
-          <w:rFonts w:ascii="Times New Roman" w:hAnsi="Times New Roman"/>
-          <w:color w:val="000000" w:themeColor="text1"/>
-          <w:sz w:val="24"/>
-          <w:szCs w:val="24"/>
-        </w:rPr>
-        <w:t>[[</w:t>
-      </w:r>
-      <w:proofErr w:type="spellStart"/>
+      <w:r>
+        <w:rPr>
+          <w:rFonts w:ascii="Times New Roman" w:hAnsi="Times New Roman"/>
+          <w:color w:val="000000" w:themeColor="text1"/>
+          <w:sz w:val="24"/>
+          <w:szCs w:val="24"/>
+        </w:rPr>
+        <w:t>Tên khóa học:</w:t>
+      </w:r>
+      <w:r>
+        <w:rPr>
+          <w:rFonts w:ascii="Times New Roman" w:hAnsi="Times New Roman"/>
+          <w:color w:val="000000" w:themeColor="text1"/>
+          <w:sz w:val="24"/>
+          <w:szCs w:val="24"/>
+        </w:rPr>
+        <w:t xml:space="preserve"> [[</w:t>
+      </w:r>
       <w:r>
         <w:rPr>
           <w:rFonts w:ascii="Times New Roman" w:hAnsi="Times New Roman"/>
@@ -3257,7 +1641,6 @@
         </w:rPr>
         <w:t>TenKhoaHoc</w:t>
       </w:r>
-      <w:proofErr w:type="spellEnd"/>
       <w:r>
         <w:rPr>
           <w:rFonts w:ascii="Times New Roman" w:hAnsi="Times New Roman"/>
@@ -3285,94 +1668,23 @@
           <w:szCs w:val="24"/>
         </w:rPr>
       </w:pPr>
-      <w:proofErr w:type="spellStart"/>
-      <w:r>
-        <w:rPr>
-          <w:rFonts w:ascii="Times New Roman" w:hAnsi="Times New Roman"/>
-          <w:color w:val="000000" w:themeColor="text1"/>
-          <w:sz w:val="24"/>
-          <w:szCs w:val="24"/>
-        </w:rPr>
-        <w:t>Hình</w:t>
-      </w:r>
-      <w:proofErr w:type="spellEnd"/>
-      <w:r>
-        <w:rPr>
-          <w:rFonts w:ascii="Times New Roman" w:hAnsi="Times New Roman"/>
-          <w:color w:val="000000" w:themeColor="text1"/>
-          <w:sz w:val="24"/>
-          <w:szCs w:val="24"/>
-        </w:rPr>
-        <w:t xml:space="preserve"> </w:t>
-      </w:r>
-      <w:proofErr w:type="spellStart"/>
-      <w:r>
-        <w:rPr>
-          <w:rFonts w:ascii="Times New Roman" w:hAnsi="Times New Roman"/>
-          <w:color w:val="000000" w:themeColor="text1"/>
-          <w:sz w:val="24"/>
-          <w:szCs w:val="24"/>
-        </w:rPr>
-        <w:t>thức</w:t>
-      </w:r>
-      <w:proofErr w:type="spellEnd"/>
-      <w:r>
-        <w:rPr>
-          <w:rFonts w:ascii="Times New Roman" w:hAnsi="Times New Roman"/>
-          <w:color w:val="000000" w:themeColor="text1"/>
-          <w:sz w:val="24"/>
-          <w:szCs w:val="24"/>
-        </w:rPr>
-        <w:t xml:space="preserve"> </w:t>
-      </w:r>
-      <w:proofErr w:type="spellStart"/>
-      <w:r>
-        <w:rPr>
-          <w:rFonts w:ascii="Times New Roman" w:hAnsi="Times New Roman"/>
-          <w:color w:val="000000" w:themeColor="text1"/>
-          <w:sz w:val="24"/>
-          <w:szCs w:val="24"/>
-        </w:rPr>
-        <w:t>học</w:t>
-      </w:r>
-      <w:proofErr w:type="spellEnd"/>
-      <w:r>
-        <w:rPr>
-          <w:rFonts w:ascii="Times New Roman" w:hAnsi="Times New Roman"/>
-          <w:color w:val="000000" w:themeColor="text1"/>
-          <w:sz w:val="24"/>
-          <w:szCs w:val="24"/>
-        </w:rPr>
-        <w:t xml:space="preserve">: </w:t>
-      </w:r>
-      <w:r>
-        <w:rPr>
-          <w:rFonts w:ascii="Times New Roman" w:hAnsi="Times New Roman"/>
-          <w:color w:val="000000" w:themeColor="text1"/>
-          <w:sz w:val="24"/>
-          <w:szCs w:val="24"/>
-        </w:rPr>
-        <w:t>[[</w:t>
-      </w:r>
-      <w:proofErr w:type="spellStart"/>
-      <w:r>
-        <w:rPr>
-          <w:rFonts w:ascii="Times New Roman" w:hAnsi="Times New Roman"/>
-          <w:color w:val="000000" w:themeColor="text1"/>
-          <w:sz w:val="24"/>
-          <w:szCs w:val="24"/>
-        </w:rPr>
-        <w:t>HinhThucHoc</w:t>
-      </w:r>
-      <w:proofErr w:type="spellEnd"/>
-      <w:r>
-        <w:rPr>
-          <w:rFonts w:ascii="Times New Roman" w:hAnsi="Times New Roman"/>
-          <w:color w:val="000000" w:themeColor="text1"/>
-          <w:sz w:val="24"/>
-          <w:szCs w:val="24"/>
-        </w:rPr>
-        <w:t>]]</w:t>
+      <w:r>
+        <w:rPr>
+          <w:rFonts w:ascii="Times New Roman" w:hAnsi="Times New Roman"/>
+          <w:color w:val="000000" w:themeColor="text1"/>
+          <w:sz w:val="24"/>
+          <w:szCs w:val="24"/>
+        </w:rPr>
+        <w:t xml:space="preserve">Hình thức học: </w:t>
+      </w:r>
+      <w:r>
+        <w:rPr>
+          <w:rFonts w:ascii="Times New Roman" w:hAnsi="Times New Roman"/>
+          <w:color w:val="000000" w:themeColor="text1"/>
+          <w:sz w:val="24"/>
+          <w:szCs w:val="24"/>
+        </w:rPr>
+        <w:t>[[HinhThucHoc]]</w:t>
       </w:r>
     </w:p>
     <w:p>
@@ -3392,17 +1704,15 @@
           <w:szCs w:val="24"/>
         </w:rPr>
       </w:pPr>
-      <w:proofErr w:type="spellStart"/>
-      <w:r>
-        <w:rPr>
-          <w:rFonts w:ascii="Times New Roman" w:hAnsi="Times New Roman"/>
-          <w:color w:val="000000" w:themeColor="text1"/>
-          <w:sz w:val="24"/>
-          <w:szCs w:val="24"/>
-        </w:rPr>
-        <w:t>Thời</w:t>
-      </w:r>
-      <w:proofErr w:type="spellEnd"/>
+      <w:r>
+        <w:rPr>
+          <w:rFonts w:ascii="Times New Roman" w:hAnsi="Times New Roman"/>
+          <w:color w:val="000000" w:themeColor="text1"/>
+          <w:sz w:val="24"/>
+          <w:szCs w:val="24"/>
+        </w:rPr>
+        <w:t>Thời gian học:</w:t>
+      </w:r>
       <w:r>
         <w:rPr>
           <w:rFonts w:ascii="Times New Roman" w:hAnsi="Times New Roman"/>
@@ -3412,55 +1722,6 @@
         </w:rPr>
         <w:t xml:space="preserve"> </w:t>
       </w:r>
-      <w:proofErr w:type="spellStart"/>
-      <w:r>
-        <w:rPr>
-          <w:rFonts w:ascii="Times New Roman" w:hAnsi="Times New Roman"/>
-          <w:color w:val="000000" w:themeColor="text1"/>
-          <w:sz w:val="24"/>
-          <w:szCs w:val="24"/>
-        </w:rPr>
-        <w:t>gian</w:t>
-      </w:r>
-      <w:proofErr w:type="spellEnd"/>
-      <w:r>
-        <w:rPr>
-          <w:rFonts w:ascii="Times New Roman" w:hAnsi="Times New Roman"/>
-          <w:color w:val="000000" w:themeColor="text1"/>
-          <w:sz w:val="24"/>
-          <w:szCs w:val="24"/>
-        </w:rPr>
-        <w:t xml:space="preserve"> </w:t>
-      </w:r>
-      <w:proofErr w:type="spellStart"/>
-      <w:r>
-        <w:rPr>
-          <w:rFonts w:ascii="Times New Roman" w:hAnsi="Times New Roman"/>
-          <w:color w:val="000000" w:themeColor="text1"/>
-          <w:sz w:val="24"/>
-          <w:szCs w:val="24"/>
-        </w:rPr>
-        <w:t>học</w:t>
-      </w:r>
-      <w:proofErr w:type="spellEnd"/>
-      <w:r>
-        <w:rPr>
-          <w:rFonts w:ascii="Times New Roman" w:hAnsi="Times New Roman"/>
-          <w:color w:val="000000" w:themeColor="text1"/>
-          <w:sz w:val="24"/>
-          <w:szCs w:val="24"/>
-        </w:rPr>
-        <w:t>:</w:t>
-      </w:r>
-      <w:r>
-        <w:rPr>
-          <w:rFonts w:ascii="Times New Roman" w:hAnsi="Times New Roman"/>
-          <w:color w:val="000000" w:themeColor="text1"/>
-          <w:sz w:val="24"/>
-          <w:szCs w:val="24"/>
-        </w:rPr>
-        <w:t xml:space="preserve"> </w:t>
-      </w:r>
       <w:r>
         <w:rPr>
           <w:rFonts w:ascii="Times New Roman" w:hAnsi="Times New Roman"/>
@@ -3470,7 +1731,6 @@
         </w:rPr>
         <w:t>[[</w:t>
       </w:r>
-      <w:proofErr w:type="spellStart"/>
       <w:r>
         <w:rPr>
           <w:rFonts w:ascii="Times New Roman" w:hAnsi="Times New Roman"/>
@@ -3480,7 +1740,6 @@
         </w:rPr>
         <w:t>ThoiGianHoc</w:t>
       </w:r>
-      <w:proofErr w:type="spellEnd"/>
       <w:r>
         <w:rPr>
           <w:rFonts w:ascii="Times New Roman" w:hAnsi="Times New Roman"/>
@@ -3508,57 +1767,15 @@
           <w:szCs w:val="24"/>
         </w:rPr>
       </w:pPr>
-      <w:proofErr w:type="spellStart"/>
-      <w:r>
-        <w:rPr>
-          <w:rFonts w:ascii="Times New Roman" w:hAnsi="Times New Roman"/>
-          <w:color w:val="000000" w:themeColor="text1"/>
-          <w:sz w:val="24"/>
-          <w:szCs w:val="24"/>
-        </w:rPr>
-        <w:t>Ngày</w:t>
-      </w:r>
-      <w:proofErr w:type="spellEnd"/>
-      <w:r>
-        <w:rPr>
-          <w:rFonts w:ascii="Times New Roman" w:hAnsi="Times New Roman"/>
-          <w:color w:val="000000" w:themeColor="text1"/>
-          <w:sz w:val="24"/>
-          <w:szCs w:val="24"/>
-        </w:rPr>
-        <w:t xml:space="preserve"> </w:t>
-      </w:r>
-      <w:proofErr w:type="spellStart"/>
-      <w:r>
-        <w:rPr>
-          <w:rFonts w:ascii="Times New Roman" w:hAnsi="Times New Roman"/>
-          <w:color w:val="000000" w:themeColor="text1"/>
-          <w:sz w:val="24"/>
-          <w:szCs w:val="24"/>
-        </w:rPr>
-        <w:t>khai</w:t>
-      </w:r>
-      <w:proofErr w:type="spellEnd"/>
-      <w:r>
-        <w:rPr>
-          <w:rFonts w:ascii="Times New Roman" w:hAnsi="Times New Roman"/>
-          <w:color w:val="000000" w:themeColor="text1"/>
-          <w:sz w:val="24"/>
-          <w:szCs w:val="24"/>
-        </w:rPr>
-        <w:t xml:space="preserve"> </w:t>
-      </w:r>
-      <w:proofErr w:type="spellStart"/>
-      <w:r>
-        <w:rPr>
-          <w:rFonts w:ascii="Times New Roman" w:hAnsi="Times New Roman"/>
-          <w:color w:val="000000" w:themeColor="text1"/>
-          <w:sz w:val="24"/>
-          <w:szCs w:val="24"/>
-        </w:rPr>
-        <w:t>giảng</w:t>
-      </w:r>
-      <w:proofErr w:type="spellEnd"/>
+      <w:r>
+        <w:rPr>
+          <w:rFonts w:ascii="Times New Roman" w:hAnsi="Times New Roman"/>
+          <w:color w:val="000000" w:themeColor="text1"/>
+          <w:sz w:val="24"/>
+          <w:szCs w:val="24"/>
+        </w:rPr>
+        <w:t>Ngày khai giảng</w:t>
+      </w:r>
       <w:r>
         <w:rPr>
           <w:rFonts w:ascii="Times New Roman" w:hAnsi="Times New Roman"/>
@@ -3594,19 +1811,8 @@
           <w:sz w:val="24"/>
           <w:szCs w:val="24"/>
         </w:rPr>
-        <w:t>[</w:t>
-      </w:r>
-      <w:proofErr w:type="spellStart"/>
-      <w:r>
-        <w:rPr>
-          <w:rFonts w:ascii="Times New Roman" w:hAnsi="Times New Roman"/>
-          <w:color w:val="000000" w:themeColor="text1"/>
-          <w:sz w:val="24"/>
-          <w:szCs w:val="24"/>
-        </w:rPr>
-        <w:t>NgayKhaiGiang</w:t>
-      </w:r>
-      <w:proofErr w:type="spellEnd"/>
+        <w:t>[NgayKhaiGiang</w:t>
+      </w:r>
       <w:r>
         <w:rPr>
           <w:rFonts w:ascii="Times New Roman" w:hAnsi="Times New Roman"/>
@@ -3643,45 +1849,79 @@
           <w:szCs w:val="24"/>
         </w:rPr>
       </w:pPr>
-      <w:proofErr w:type="spellStart"/>
-      <w:r>
-        <w:rPr>
-          <w:rFonts w:ascii="Times New Roman" w:hAnsi="Times New Roman"/>
-          <w:color w:val="000000" w:themeColor="text1"/>
-          <w:sz w:val="24"/>
-          <w:szCs w:val="24"/>
-        </w:rPr>
-        <w:t>Học</w:t>
-      </w:r>
-      <w:proofErr w:type="spellEnd"/>
-      <w:r>
-        <w:rPr>
-          <w:rFonts w:ascii="Times New Roman" w:hAnsi="Times New Roman"/>
-          <w:color w:val="000000" w:themeColor="text1"/>
-          <w:sz w:val="24"/>
-          <w:szCs w:val="24"/>
+      <w:r>
+        <w:rPr>
+          <w:rFonts w:ascii="Times New Roman" w:hAnsi="Times New Roman"/>
+          <w:color w:val="000000" w:themeColor="text1"/>
+          <w:sz w:val="24"/>
+          <w:szCs w:val="24"/>
+        </w:rPr>
+        <w:t xml:space="preserve">Học phí: </w:t>
+      </w:r>
+      <w:r>
+        <w:rPr>
+          <w:rFonts w:ascii="Times New Roman" w:hAnsi="Times New Roman"/>
+          <w:color w:val="000000" w:themeColor="text1"/>
+          <w:sz w:val="24"/>
+          <w:szCs w:val="24"/>
+        </w:rPr>
+        <w:t>[</w:t>
+      </w:r>
+      <w:r>
+        <w:rPr>
+          <w:rFonts w:ascii="Times New Roman" w:hAnsi="Times New Roman"/>
+          <w:color w:val="000000" w:themeColor="text1"/>
+          <w:sz w:val="24"/>
+          <w:szCs w:val="24"/>
+        </w:rPr>
+        <w:t>[</w:t>
+      </w:r>
+      <w:r>
+        <w:rPr>
+          <w:rFonts w:ascii="Times New Roman" w:hAnsi="Times New Roman"/>
+          <w:color w:val="000000" w:themeColor="text1"/>
+          <w:sz w:val="24"/>
+          <w:szCs w:val="24"/>
+        </w:rPr>
+        <w:t>HocPhi</w:t>
+      </w:r>
+      <w:r>
+        <w:rPr>
+          <w:rFonts w:ascii="Times New Roman" w:hAnsi="Times New Roman"/>
+          <w:color w:val="000000" w:themeColor="text1"/>
+          <w:sz w:val="24"/>
+          <w:szCs w:val="24"/>
+        </w:rPr>
+        <w:t>]]</w:t>
+      </w:r>
+      <w:r>
+        <w:rPr>
+          <w:rFonts w:ascii="Times New Roman" w:hAnsi="Times New Roman"/>
+          <w:color w:val="000000" w:themeColor="text1"/>
+          <w:sz w:val="24"/>
+          <w:szCs w:val="24"/>
+          <w:lang w:val="vi-VN"/>
         </w:rPr>
         <w:t xml:space="preserve"> </w:t>
       </w:r>
-      <w:proofErr w:type="spellStart"/>
-      <w:r>
-        <w:rPr>
-          <w:rFonts w:ascii="Times New Roman" w:hAnsi="Times New Roman"/>
-          <w:color w:val="000000" w:themeColor="text1"/>
-          <w:sz w:val="24"/>
-          <w:szCs w:val="24"/>
-        </w:rPr>
-        <w:t>phí</w:t>
-      </w:r>
-      <w:proofErr w:type="spellEnd"/>
-      <w:r>
-        <w:rPr>
-          <w:rFonts w:ascii="Times New Roman" w:hAnsi="Times New Roman"/>
-          <w:color w:val="000000" w:themeColor="text1"/>
-          <w:sz w:val="24"/>
-          <w:szCs w:val="24"/>
-        </w:rPr>
-        <w:t xml:space="preserve">: </w:t>
+      <w:r>
+        <w:rPr>
+          <w:rFonts w:ascii="Times New Roman" w:hAnsi="Times New Roman"/>
+          <w:color w:val="000000" w:themeColor="text1"/>
+          <w:sz w:val="24"/>
+          <w:szCs w:val="24"/>
+          <w:lang w:val="vi-VN"/>
+        </w:rPr>
+        <w:t>đồng, miễn giảm (nếu có):</w:t>
+      </w:r>
+      <w:r>
+        <w:rPr>
+          <w:rFonts w:ascii="Times New Roman" w:hAnsi="Times New Roman"/>
+          <w:color w:val="000000" w:themeColor="text1"/>
+          <w:sz w:val="24"/>
+          <w:szCs w:val="24"/>
+        </w:rPr>
+        <w:t xml:space="preserve"> </w:t>
       </w:r>
       <w:r>
         <w:rPr>
@@ -3701,74 +1941,6 @@
         </w:rPr>
         <w:t>[</w:t>
       </w:r>
-      <w:proofErr w:type="spellStart"/>
-      <w:r>
-        <w:rPr>
-          <w:rFonts w:ascii="Times New Roman" w:hAnsi="Times New Roman"/>
-          <w:color w:val="000000" w:themeColor="text1"/>
-          <w:sz w:val="24"/>
-          <w:szCs w:val="24"/>
-        </w:rPr>
-        <w:t>HocPhi</w:t>
-      </w:r>
-      <w:proofErr w:type="spellEnd"/>
-      <w:r>
-        <w:rPr>
-          <w:rFonts w:ascii="Times New Roman" w:hAnsi="Times New Roman"/>
-          <w:color w:val="000000" w:themeColor="text1"/>
-          <w:sz w:val="24"/>
-          <w:szCs w:val="24"/>
-        </w:rPr>
-        <w:t>]]</w:t>
-      </w:r>
-      <w:r>
-        <w:rPr>
-          <w:rFonts w:ascii="Times New Roman" w:hAnsi="Times New Roman"/>
-          <w:color w:val="000000" w:themeColor="text1"/>
-          <w:sz w:val="24"/>
-          <w:szCs w:val="24"/>
-          <w:lang w:val="vi-VN"/>
-        </w:rPr>
-        <w:t xml:space="preserve"> </w:t>
-      </w:r>
-      <w:r>
-        <w:rPr>
-          <w:rFonts w:ascii="Times New Roman" w:hAnsi="Times New Roman"/>
-          <w:color w:val="000000" w:themeColor="text1"/>
-          <w:sz w:val="24"/>
-          <w:szCs w:val="24"/>
-          <w:lang w:val="vi-VN"/>
-        </w:rPr>
-        <w:t>đồng, miễn giảm (nếu có):</w:t>
-      </w:r>
-      <w:r>
-        <w:rPr>
-          <w:rFonts w:ascii="Times New Roman" w:hAnsi="Times New Roman"/>
-          <w:color w:val="000000" w:themeColor="text1"/>
-          <w:sz w:val="24"/>
-          <w:szCs w:val="24"/>
-        </w:rPr>
-        <w:t xml:space="preserve"> </w:t>
-      </w:r>
-      <w:r>
-        <w:rPr>
-          <w:rFonts w:ascii="Times New Roman" w:hAnsi="Times New Roman"/>
-          <w:color w:val="000000" w:themeColor="text1"/>
-          <w:sz w:val="24"/>
-          <w:szCs w:val="24"/>
-        </w:rPr>
-        <w:t>[</w:t>
-      </w:r>
-      <w:r>
-        <w:rPr>
-          <w:rFonts w:ascii="Times New Roman" w:hAnsi="Times New Roman"/>
-          <w:color w:val="000000" w:themeColor="text1"/>
-          <w:sz w:val="24"/>
-          <w:szCs w:val="24"/>
-        </w:rPr>
-        <w:t>[</w:t>
-      </w:r>
-      <w:proofErr w:type="spellStart"/>
       <w:r>
         <w:rPr>
           <w:rFonts w:ascii="Times New Roman" w:hAnsi="Times New Roman"/>
@@ -3778,7 +1950,6 @@
         </w:rPr>
         <w:t>MienGiamPhanTram</w:t>
       </w:r>
-      <w:proofErr w:type="spellEnd"/>
       <w:r>
         <w:rPr>
           <w:rFonts w:ascii="Times New Roman" w:hAnsi="Times New Roman"/>
@@ -3825,65 +1996,14 @@
           <w:szCs w:val="24"/>
         </w:rPr>
       </w:pPr>
-      <w:proofErr w:type="spellStart"/>
-      <w:r>
-        <w:rPr>
-          <w:rFonts w:ascii="Times New Roman" w:hAnsi="Times New Roman"/>
-          <w:color w:val="000000" w:themeColor="text1"/>
-          <w:sz w:val="24"/>
-          <w:szCs w:val="24"/>
-        </w:rPr>
-        <w:t>Nguồn</w:t>
-      </w:r>
-      <w:proofErr w:type="spellEnd"/>
-      <w:r>
-        <w:rPr>
-          <w:rFonts w:ascii="Times New Roman" w:hAnsi="Times New Roman"/>
-          <w:color w:val="000000" w:themeColor="text1"/>
-          <w:sz w:val="24"/>
-          <w:szCs w:val="24"/>
-        </w:rPr>
-        <w:t xml:space="preserve"> </w:t>
-      </w:r>
-      <w:proofErr w:type="spellStart"/>
-      <w:r>
-        <w:rPr>
-          <w:rFonts w:ascii="Times New Roman" w:hAnsi="Times New Roman"/>
-          <w:color w:val="000000" w:themeColor="text1"/>
-          <w:sz w:val="24"/>
-          <w:szCs w:val="24"/>
-        </w:rPr>
-        <w:t>học</w:t>
-      </w:r>
-      <w:proofErr w:type="spellEnd"/>
-      <w:r>
-        <w:rPr>
-          <w:rFonts w:ascii="Times New Roman" w:hAnsi="Times New Roman"/>
-          <w:color w:val="000000" w:themeColor="text1"/>
-          <w:sz w:val="24"/>
-          <w:szCs w:val="24"/>
-        </w:rPr>
-        <w:t xml:space="preserve"> </w:t>
-      </w:r>
-      <w:proofErr w:type="spellStart"/>
-      <w:r>
-        <w:rPr>
-          <w:rFonts w:ascii="Times New Roman" w:hAnsi="Times New Roman"/>
-          <w:color w:val="000000" w:themeColor="text1"/>
-          <w:sz w:val="24"/>
-          <w:szCs w:val="24"/>
-        </w:rPr>
-        <w:t>phí</w:t>
-      </w:r>
-      <w:proofErr w:type="spellEnd"/>
-      <w:r>
-        <w:rPr>
-          <w:rFonts w:ascii="Times New Roman" w:hAnsi="Times New Roman"/>
-          <w:color w:val="000000" w:themeColor="text1"/>
-          <w:sz w:val="24"/>
-          <w:szCs w:val="24"/>
-        </w:rPr>
-        <w:t xml:space="preserve">: </w:t>
+      <w:r>
+        <w:rPr>
+          <w:rFonts w:ascii="Times New Roman" w:hAnsi="Times New Roman"/>
+          <w:color w:val="000000" w:themeColor="text1"/>
+          <w:sz w:val="24"/>
+          <w:szCs w:val="24"/>
+        </w:rPr>
+        <w:t xml:space="preserve">Nguồn học phí: </w:t>
       </w:r>
       <w:r>
         <w:rPr>
@@ -3903,7 +2023,6 @@
         </w:rPr>
         <w:t>[</w:t>
       </w:r>
-      <w:proofErr w:type="spellStart"/>
       <w:r>
         <w:rPr>
           <w:rFonts w:ascii="Times New Roman" w:hAnsi="Times New Roman"/>
@@ -3913,7 +2032,6 @@
         </w:rPr>
         <w:t>NguonHocPhi</w:t>
       </w:r>
-      <w:proofErr w:type="spellEnd"/>
       <w:r>
         <w:rPr>
           <w:rFonts w:ascii="Times New Roman" w:hAnsi="Times New Roman"/>
@@ -3950,225 +2068,14 @@
           <w:szCs w:val="24"/>
         </w:rPr>
       </w:pPr>
-      <w:proofErr w:type="spellStart"/>
-      <w:r>
-        <w:rPr>
-          <w:rFonts w:ascii="Times New Roman" w:hAnsi="Times New Roman"/>
-          <w:color w:val="000000" w:themeColor="text1"/>
-          <w:sz w:val="24"/>
-          <w:szCs w:val="24"/>
-        </w:rPr>
-        <w:t>Đáp</w:t>
-      </w:r>
-      <w:proofErr w:type="spellEnd"/>
-      <w:r>
-        <w:rPr>
-          <w:rFonts w:ascii="Times New Roman" w:hAnsi="Times New Roman"/>
-          <w:color w:val="000000" w:themeColor="text1"/>
-          <w:sz w:val="24"/>
-          <w:szCs w:val="24"/>
-        </w:rPr>
-        <w:t xml:space="preserve"> </w:t>
-      </w:r>
-      <w:proofErr w:type="spellStart"/>
-      <w:r>
-        <w:rPr>
-          <w:rFonts w:ascii="Times New Roman" w:hAnsi="Times New Roman"/>
-          <w:color w:val="000000" w:themeColor="text1"/>
-          <w:sz w:val="24"/>
-          <w:szCs w:val="24"/>
-        </w:rPr>
-        <w:t>ứng</w:t>
-      </w:r>
-      <w:proofErr w:type="spellEnd"/>
-      <w:r>
-        <w:rPr>
-          <w:rFonts w:ascii="Times New Roman" w:hAnsi="Times New Roman"/>
-          <w:color w:val="000000" w:themeColor="text1"/>
-          <w:sz w:val="24"/>
-          <w:szCs w:val="24"/>
-        </w:rPr>
-        <w:t xml:space="preserve"> </w:t>
-      </w:r>
-      <w:proofErr w:type="spellStart"/>
-      <w:r>
-        <w:rPr>
-          <w:rFonts w:ascii="Times New Roman" w:hAnsi="Times New Roman"/>
-          <w:color w:val="000000" w:themeColor="text1"/>
-          <w:sz w:val="24"/>
-          <w:szCs w:val="24"/>
-        </w:rPr>
-        <w:t>các</w:t>
-      </w:r>
-      <w:proofErr w:type="spellEnd"/>
-      <w:r>
-        <w:rPr>
-          <w:rFonts w:ascii="Times New Roman" w:hAnsi="Times New Roman"/>
-          <w:color w:val="000000" w:themeColor="text1"/>
-          <w:sz w:val="24"/>
-          <w:szCs w:val="24"/>
-        </w:rPr>
-        <w:t xml:space="preserve"> </w:t>
-      </w:r>
-      <w:proofErr w:type="spellStart"/>
-      <w:r>
-        <w:rPr>
-          <w:rFonts w:ascii="Times New Roman" w:hAnsi="Times New Roman"/>
-          <w:color w:val="000000" w:themeColor="text1"/>
-          <w:sz w:val="24"/>
-          <w:szCs w:val="24"/>
-        </w:rPr>
-        <w:t>điều</w:t>
-      </w:r>
-      <w:proofErr w:type="spellEnd"/>
-      <w:r>
-        <w:rPr>
-          <w:rFonts w:ascii="Times New Roman" w:hAnsi="Times New Roman"/>
-          <w:color w:val="000000" w:themeColor="text1"/>
-          <w:sz w:val="24"/>
-          <w:szCs w:val="24"/>
-        </w:rPr>
-        <w:t xml:space="preserve"> </w:t>
-      </w:r>
-      <w:proofErr w:type="spellStart"/>
-      <w:r>
-        <w:rPr>
-          <w:rFonts w:ascii="Times New Roman" w:hAnsi="Times New Roman"/>
-          <w:color w:val="000000" w:themeColor="text1"/>
-          <w:sz w:val="24"/>
-          <w:szCs w:val="24"/>
-        </w:rPr>
-        <w:t>kiện</w:t>
-      </w:r>
-      <w:proofErr w:type="spellEnd"/>
-      <w:r>
-        <w:rPr>
-          <w:rFonts w:ascii="Times New Roman" w:hAnsi="Times New Roman"/>
-          <w:color w:val="000000" w:themeColor="text1"/>
-          <w:sz w:val="24"/>
-          <w:szCs w:val="24"/>
-        </w:rPr>
-        <w:t xml:space="preserve">/ </w:t>
-      </w:r>
-      <w:proofErr w:type="spellStart"/>
-      <w:r>
-        <w:rPr>
-          <w:rFonts w:ascii="Times New Roman" w:hAnsi="Times New Roman"/>
-          <w:color w:val="000000" w:themeColor="text1"/>
-          <w:sz w:val="24"/>
-          <w:szCs w:val="24"/>
-        </w:rPr>
-        <w:t>yêu</w:t>
-      </w:r>
-      <w:proofErr w:type="spellEnd"/>
-      <w:r>
-        <w:rPr>
-          <w:rFonts w:ascii="Times New Roman" w:hAnsi="Times New Roman"/>
-          <w:color w:val="000000" w:themeColor="text1"/>
-          <w:sz w:val="24"/>
-          <w:szCs w:val="24"/>
-        </w:rPr>
-        <w:t xml:space="preserve"> </w:t>
-      </w:r>
-      <w:proofErr w:type="spellStart"/>
-      <w:r>
-        <w:rPr>
-          <w:rFonts w:ascii="Times New Roman" w:hAnsi="Times New Roman"/>
-          <w:color w:val="000000" w:themeColor="text1"/>
-          <w:sz w:val="24"/>
-          <w:szCs w:val="24"/>
-        </w:rPr>
-        <w:t>cầu</w:t>
-      </w:r>
-      <w:proofErr w:type="spellEnd"/>
-      <w:r>
-        <w:rPr>
-          <w:rFonts w:ascii="Times New Roman" w:hAnsi="Times New Roman"/>
-          <w:color w:val="000000" w:themeColor="text1"/>
-          <w:sz w:val="24"/>
-          <w:szCs w:val="24"/>
-        </w:rPr>
-        <w:t xml:space="preserve"> </w:t>
-      </w:r>
-      <w:proofErr w:type="spellStart"/>
-      <w:r>
-        <w:rPr>
-          <w:rFonts w:ascii="Times New Roman" w:hAnsi="Times New Roman"/>
-          <w:color w:val="000000" w:themeColor="text1"/>
-          <w:sz w:val="24"/>
-          <w:szCs w:val="24"/>
-        </w:rPr>
-        <w:t>của</w:t>
-      </w:r>
-      <w:proofErr w:type="spellEnd"/>
-      <w:r>
-        <w:rPr>
-          <w:rFonts w:ascii="Times New Roman" w:hAnsi="Times New Roman"/>
-          <w:color w:val="000000" w:themeColor="text1"/>
-          <w:sz w:val="24"/>
-          <w:szCs w:val="24"/>
-        </w:rPr>
-        <w:t xml:space="preserve"> </w:t>
-      </w:r>
-      <w:proofErr w:type="spellStart"/>
-      <w:r>
-        <w:rPr>
-          <w:rFonts w:ascii="Times New Roman" w:hAnsi="Times New Roman"/>
-          <w:color w:val="000000" w:themeColor="text1"/>
-          <w:sz w:val="24"/>
-          <w:szCs w:val="24"/>
-        </w:rPr>
-        <w:t>khóa</w:t>
-      </w:r>
-      <w:proofErr w:type="spellEnd"/>
-      <w:r>
-        <w:rPr>
-          <w:rFonts w:ascii="Times New Roman" w:hAnsi="Times New Roman"/>
-          <w:color w:val="000000" w:themeColor="text1"/>
-          <w:sz w:val="24"/>
-          <w:szCs w:val="24"/>
-        </w:rPr>
-        <w:t xml:space="preserve"> </w:t>
-      </w:r>
-      <w:proofErr w:type="spellStart"/>
-      <w:r>
-        <w:rPr>
-          <w:rFonts w:ascii="Times New Roman" w:hAnsi="Times New Roman"/>
-          <w:color w:val="000000" w:themeColor="text1"/>
-          <w:sz w:val="24"/>
-          <w:szCs w:val="24"/>
-        </w:rPr>
-        <w:t>đào</w:t>
-      </w:r>
-      <w:proofErr w:type="spellEnd"/>
-      <w:r>
-        <w:rPr>
-          <w:rFonts w:ascii="Times New Roman" w:hAnsi="Times New Roman"/>
-          <w:color w:val="000000" w:themeColor="text1"/>
-          <w:sz w:val="24"/>
-          <w:szCs w:val="24"/>
-        </w:rPr>
-        <w:t xml:space="preserve"> </w:t>
-      </w:r>
-      <w:proofErr w:type="spellStart"/>
-      <w:r>
-        <w:rPr>
-          <w:rFonts w:ascii="Times New Roman" w:hAnsi="Times New Roman"/>
-          <w:color w:val="000000" w:themeColor="text1"/>
-          <w:sz w:val="24"/>
-          <w:szCs w:val="24"/>
-        </w:rPr>
-        <w:t>tạo</w:t>
-      </w:r>
-      <w:proofErr w:type="spellEnd"/>
-      <w:r>
-        <w:rPr>
-          <w:rFonts w:ascii="Times New Roman" w:hAnsi="Times New Roman"/>
-          <w:color w:val="000000" w:themeColor="text1"/>
-          <w:sz w:val="24"/>
-          <w:szCs w:val="24"/>
-        </w:rPr>
-        <w:t xml:space="preserve"> </w:t>
+      <w:r>
+        <w:rPr>
+          <w:rFonts w:ascii="Times New Roman" w:hAnsi="Times New Roman"/>
+          <w:color w:val="000000" w:themeColor="text1"/>
+          <w:sz w:val="24"/>
+          <w:szCs w:val="24"/>
+        </w:rPr>
+        <w:t xml:space="preserve">Đáp ứng các điều kiện/ yêu cầu của khóa đào tạo </w:t>
       </w:r>
     </w:p>
     <w:p>
@@ -4191,7 +2098,6 @@
         </w:rPr>
         <w:t>[[</w:t>
       </w:r>
-      <w:proofErr w:type="spellStart"/>
       <w:r>
         <w:rPr>
           <w:rFonts w:ascii="Times New Roman" w:hAnsi="Times New Roman"/>
@@ -4201,7 +2107,6 @@
         </w:rPr>
         <w:t>DuDieuKien</w:t>
       </w:r>
-      <w:proofErr w:type="spellEnd"/>
       <w:r>
         <w:rPr>
           <w:rFonts w:ascii="Times New Roman" w:hAnsi="Times New Roman"/>
@@ -4237,95 +2142,7 @@
           <w:sz w:val="24"/>
           <w:szCs w:val="24"/>
         </w:rPr>
-        <w:t xml:space="preserve">Cam </w:t>
-      </w:r>
-      <w:proofErr w:type="spellStart"/>
-      <w:r>
-        <w:rPr>
-          <w:rFonts w:ascii="Times New Roman" w:hAnsi="Times New Roman"/>
-          <w:b/>
-          <w:color w:val="000000" w:themeColor="text1"/>
-          <w:sz w:val="24"/>
-          <w:szCs w:val="24"/>
-        </w:rPr>
-        <w:t>kết</w:t>
-      </w:r>
-      <w:proofErr w:type="spellEnd"/>
-      <w:r>
-        <w:rPr>
-          <w:rFonts w:ascii="Times New Roman" w:hAnsi="Times New Roman"/>
-          <w:b/>
-          <w:color w:val="000000" w:themeColor="text1"/>
-          <w:sz w:val="24"/>
-          <w:szCs w:val="24"/>
-        </w:rPr>
-        <w:t xml:space="preserve"> </w:t>
-      </w:r>
-      <w:proofErr w:type="spellStart"/>
-      <w:r>
-        <w:rPr>
-          <w:rFonts w:ascii="Times New Roman" w:hAnsi="Times New Roman"/>
-          <w:b/>
-          <w:color w:val="000000" w:themeColor="text1"/>
-          <w:sz w:val="24"/>
-          <w:szCs w:val="24"/>
-        </w:rPr>
-        <w:t>và</w:t>
-      </w:r>
-      <w:proofErr w:type="spellEnd"/>
-      <w:r>
-        <w:rPr>
-          <w:rFonts w:ascii="Times New Roman" w:hAnsi="Times New Roman"/>
-          <w:b/>
-          <w:color w:val="000000" w:themeColor="text1"/>
-          <w:sz w:val="24"/>
-          <w:szCs w:val="24"/>
-        </w:rPr>
-        <w:t xml:space="preserve"> </w:t>
-      </w:r>
-      <w:proofErr w:type="spellStart"/>
-      <w:r>
-        <w:rPr>
-          <w:rFonts w:ascii="Times New Roman" w:hAnsi="Times New Roman"/>
-          <w:b/>
-          <w:color w:val="000000" w:themeColor="text1"/>
-          <w:sz w:val="24"/>
-          <w:szCs w:val="24"/>
-        </w:rPr>
-        <w:t>xác</w:t>
-      </w:r>
-      <w:proofErr w:type="spellEnd"/>
-      <w:r>
-        <w:rPr>
-          <w:rFonts w:ascii="Times New Roman" w:hAnsi="Times New Roman"/>
-          <w:b/>
-          <w:color w:val="000000" w:themeColor="text1"/>
-          <w:sz w:val="24"/>
-          <w:szCs w:val="24"/>
-        </w:rPr>
-        <w:t xml:space="preserve"> </w:t>
-      </w:r>
-      <w:proofErr w:type="spellStart"/>
-      <w:r>
-        <w:rPr>
-          <w:rFonts w:ascii="Times New Roman" w:hAnsi="Times New Roman"/>
-          <w:b/>
-          <w:color w:val="000000" w:themeColor="text1"/>
-          <w:sz w:val="24"/>
-          <w:szCs w:val="24"/>
-        </w:rPr>
-        <w:t>nhận</w:t>
-      </w:r>
-      <w:proofErr w:type="spellEnd"/>
-      <w:r>
-        <w:rPr>
-          <w:rFonts w:ascii="Times New Roman" w:hAnsi="Times New Roman"/>
-          <w:b/>
-          <w:color w:val="000000" w:themeColor="text1"/>
-          <w:sz w:val="24"/>
-          <w:szCs w:val="24"/>
-        </w:rPr>
-        <w:t xml:space="preserve"> </w:t>
+        <w:t xml:space="preserve">Cam kết và xác nhận </w:t>
       </w:r>
     </w:p>
     <w:p>
@@ -4339,317 +2156,15 @@
           <w:szCs w:val="24"/>
         </w:rPr>
       </w:pPr>
-      <w:proofErr w:type="spellStart"/>
-      <w:r>
-        <w:rPr>
-          <w:rFonts w:ascii="Times New Roman" w:hAnsi="Times New Roman"/>
-          <w:color w:val="000000" w:themeColor="text1"/>
-          <w:sz w:val="24"/>
-          <w:szCs w:val="24"/>
-        </w:rPr>
-        <w:t>Tôi</w:t>
-      </w:r>
-      <w:proofErr w:type="spellEnd"/>
-      <w:r>
-        <w:rPr>
-          <w:rFonts w:ascii="Times New Roman" w:hAnsi="Times New Roman"/>
-          <w:color w:val="000000" w:themeColor="text1"/>
-          <w:sz w:val="24"/>
-          <w:szCs w:val="24"/>
-        </w:rPr>
-        <w:t xml:space="preserve"> </w:t>
-      </w:r>
-      <w:proofErr w:type="spellStart"/>
-      <w:r>
-        <w:rPr>
-          <w:rFonts w:ascii="Times New Roman" w:hAnsi="Times New Roman"/>
-          <w:color w:val="000000" w:themeColor="text1"/>
-          <w:sz w:val="24"/>
-          <w:szCs w:val="24"/>
-        </w:rPr>
-        <w:t>xin</w:t>
-      </w:r>
-      <w:proofErr w:type="spellEnd"/>
-      <w:r>
-        <w:rPr>
-          <w:rFonts w:ascii="Times New Roman" w:hAnsi="Times New Roman"/>
-          <w:color w:val="000000" w:themeColor="text1"/>
-          <w:sz w:val="24"/>
-          <w:szCs w:val="24"/>
-        </w:rPr>
-        <w:t xml:space="preserve"> </w:t>
-      </w:r>
-      <w:proofErr w:type="spellStart"/>
-      <w:r>
-        <w:rPr>
-          <w:rFonts w:ascii="Times New Roman" w:hAnsi="Times New Roman"/>
-          <w:color w:val="000000" w:themeColor="text1"/>
-          <w:sz w:val="24"/>
-          <w:szCs w:val="24"/>
-        </w:rPr>
-        <w:t>chấp</w:t>
-      </w:r>
-      <w:proofErr w:type="spellEnd"/>
-      <w:r>
-        <w:rPr>
-          <w:rFonts w:ascii="Times New Roman" w:hAnsi="Times New Roman"/>
-          <w:color w:val="000000" w:themeColor="text1"/>
-          <w:sz w:val="24"/>
-          <w:szCs w:val="24"/>
-        </w:rPr>
-        <w:t xml:space="preserve"> </w:t>
-      </w:r>
-      <w:proofErr w:type="spellStart"/>
-      <w:r>
-        <w:rPr>
-          <w:rFonts w:ascii="Times New Roman" w:hAnsi="Times New Roman"/>
-          <w:color w:val="000000" w:themeColor="text1"/>
-          <w:sz w:val="24"/>
-          <w:szCs w:val="24"/>
-        </w:rPr>
-        <w:t>hành</w:t>
-      </w:r>
-      <w:proofErr w:type="spellEnd"/>
-      <w:r>
-        <w:rPr>
-          <w:rFonts w:ascii="Times New Roman" w:hAnsi="Times New Roman"/>
-          <w:color w:val="000000" w:themeColor="text1"/>
-          <w:sz w:val="24"/>
-          <w:szCs w:val="24"/>
-        </w:rPr>
-        <w:t xml:space="preserve"> </w:t>
-      </w:r>
-      <w:proofErr w:type="spellStart"/>
-      <w:r>
-        <w:rPr>
-          <w:rFonts w:ascii="Times New Roman" w:hAnsi="Times New Roman"/>
-          <w:color w:val="000000" w:themeColor="text1"/>
-          <w:sz w:val="24"/>
-          <w:szCs w:val="24"/>
-        </w:rPr>
-        <w:t>đầy</w:t>
-      </w:r>
-      <w:proofErr w:type="spellEnd"/>
-      <w:r>
-        <w:rPr>
-          <w:rFonts w:ascii="Times New Roman" w:hAnsi="Times New Roman"/>
-          <w:color w:val="000000" w:themeColor="text1"/>
-          <w:sz w:val="24"/>
-          <w:szCs w:val="24"/>
-        </w:rPr>
-        <w:t xml:space="preserve"> </w:t>
-      </w:r>
-      <w:proofErr w:type="spellStart"/>
-      <w:r>
-        <w:rPr>
-          <w:rFonts w:ascii="Times New Roman" w:hAnsi="Times New Roman"/>
-          <w:color w:val="000000" w:themeColor="text1"/>
-          <w:sz w:val="24"/>
-          <w:szCs w:val="24"/>
-        </w:rPr>
-        <w:t>đủ</w:t>
-      </w:r>
-      <w:proofErr w:type="spellEnd"/>
-      <w:r>
-        <w:rPr>
-          <w:rFonts w:ascii="Times New Roman" w:hAnsi="Times New Roman"/>
-          <w:color w:val="000000" w:themeColor="text1"/>
-          <w:sz w:val="24"/>
-          <w:szCs w:val="24"/>
-        </w:rPr>
-        <w:t xml:space="preserve"> </w:t>
-      </w:r>
-      <w:proofErr w:type="spellStart"/>
-      <w:r>
-        <w:rPr>
-          <w:rFonts w:ascii="Times New Roman" w:hAnsi="Times New Roman"/>
-          <w:color w:val="000000" w:themeColor="text1"/>
-          <w:sz w:val="24"/>
-          <w:szCs w:val="24"/>
-        </w:rPr>
-        <w:t>các</w:t>
-      </w:r>
-      <w:proofErr w:type="spellEnd"/>
-      <w:r>
-        <w:rPr>
-          <w:rFonts w:ascii="Times New Roman" w:hAnsi="Times New Roman"/>
-          <w:color w:val="000000" w:themeColor="text1"/>
-          <w:sz w:val="24"/>
-          <w:szCs w:val="24"/>
-        </w:rPr>
-        <w:t xml:space="preserve"> </w:t>
-      </w:r>
-      <w:proofErr w:type="spellStart"/>
-      <w:r>
-        <w:rPr>
-          <w:rFonts w:ascii="Times New Roman" w:hAnsi="Times New Roman"/>
-          <w:color w:val="000000" w:themeColor="text1"/>
-          <w:sz w:val="24"/>
-          <w:szCs w:val="24"/>
-        </w:rPr>
-        <w:t>nội</w:t>
-      </w:r>
-      <w:proofErr w:type="spellEnd"/>
-      <w:r>
-        <w:rPr>
-          <w:rFonts w:ascii="Times New Roman" w:hAnsi="Times New Roman"/>
-          <w:color w:val="000000" w:themeColor="text1"/>
-          <w:sz w:val="24"/>
-          <w:szCs w:val="24"/>
-        </w:rPr>
-        <w:t xml:space="preserve"> </w:t>
-      </w:r>
-      <w:proofErr w:type="spellStart"/>
-      <w:r>
-        <w:rPr>
-          <w:rFonts w:ascii="Times New Roman" w:hAnsi="Times New Roman"/>
-          <w:color w:val="000000" w:themeColor="text1"/>
-          <w:sz w:val="24"/>
-          <w:szCs w:val="24"/>
-        </w:rPr>
-        <w:t>quy</w:t>
-      </w:r>
-      <w:proofErr w:type="spellEnd"/>
-      <w:r>
-        <w:rPr>
-          <w:rFonts w:ascii="Times New Roman" w:hAnsi="Times New Roman"/>
-          <w:color w:val="000000" w:themeColor="text1"/>
-          <w:sz w:val="24"/>
-          <w:szCs w:val="24"/>
-        </w:rPr>
-        <w:t>/</w:t>
-      </w:r>
-      <w:proofErr w:type="spellStart"/>
-      <w:r>
-        <w:rPr>
-          <w:rFonts w:ascii="Times New Roman" w:hAnsi="Times New Roman"/>
-          <w:color w:val="000000" w:themeColor="text1"/>
-          <w:sz w:val="24"/>
-          <w:szCs w:val="24"/>
-        </w:rPr>
-        <w:t>quy</w:t>
-      </w:r>
-      <w:proofErr w:type="spellEnd"/>
-      <w:r>
-        <w:rPr>
-          <w:rFonts w:ascii="Times New Roman" w:hAnsi="Times New Roman"/>
-          <w:color w:val="000000" w:themeColor="text1"/>
-          <w:sz w:val="24"/>
-          <w:szCs w:val="24"/>
-        </w:rPr>
-        <w:t xml:space="preserve"> </w:t>
-      </w:r>
-      <w:proofErr w:type="spellStart"/>
-      <w:r>
-        <w:rPr>
-          <w:rFonts w:ascii="Times New Roman" w:hAnsi="Times New Roman"/>
-          <w:color w:val="000000" w:themeColor="text1"/>
-          <w:sz w:val="24"/>
-          <w:szCs w:val="24"/>
-        </w:rPr>
-        <w:t>định</w:t>
-      </w:r>
-      <w:proofErr w:type="spellEnd"/>
-      <w:r>
-        <w:rPr>
-          <w:rFonts w:ascii="Times New Roman" w:hAnsi="Times New Roman"/>
-          <w:color w:val="000000" w:themeColor="text1"/>
-          <w:sz w:val="24"/>
-          <w:szCs w:val="24"/>
-        </w:rPr>
-        <w:t xml:space="preserve"> </w:t>
-      </w:r>
-      <w:proofErr w:type="spellStart"/>
-      <w:r>
-        <w:rPr>
-          <w:rFonts w:ascii="Times New Roman" w:hAnsi="Times New Roman"/>
-          <w:color w:val="000000" w:themeColor="text1"/>
-          <w:sz w:val="24"/>
-          <w:szCs w:val="24"/>
-        </w:rPr>
-        <w:t>học</w:t>
-      </w:r>
-      <w:proofErr w:type="spellEnd"/>
-      <w:r>
-        <w:rPr>
-          <w:rFonts w:ascii="Times New Roman" w:hAnsi="Times New Roman"/>
-          <w:color w:val="000000" w:themeColor="text1"/>
-          <w:sz w:val="24"/>
-          <w:szCs w:val="24"/>
-        </w:rPr>
-        <w:t xml:space="preserve"> </w:t>
-      </w:r>
-      <w:proofErr w:type="spellStart"/>
-      <w:r>
-        <w:rPr>
-          <w:rFonts w:ascii="Times New Roman" w:hAnsi="Times New Roman"/>
-          <w:color w:val="000000" w:themeColor="text1"/>
-          <w:sz w:val="24"/>
-          <w:szCs w:val="24"/>
-        </w:rPr>
-        <w:t>tập</w:t>
-      </w:r>
-      <w:proofErr w:type="spellEnd"/>
-      <w:r>
-        <w:rPr>
-          <w:rFonts w:ascii="Times New Roman" w:hAnsi="Times New Roman"/>
-          <w:color w:val="000000" w:themeColor="text1"/>
-          <w:sz w:val="24"/>
-          <w:szCs w:val="24"/>
-        </w:rPr>
-        <w:t xml:space="preserve"> </w:t>
-      </w:r>
-      <w:proofErr w:type="spellStart"/>
-      <w:r>
-        <w:rPr>
-          <w:rFonts w:ascii="Times New Roman" w:hAnsi="Times New Roman"/>
-          <w:color w:val="000000" w:themeColor="text1"/>
-          <w:sz w:val="24"/>
-          <w:szCs w:val="24"/>
-        </w:rPr>
-        <w:t>của</w:t>
-      </w:r>
-      <w:proofErr w:type="spellEnd"/>
-      <w:r>
-        <w:rPr>
-          <w:rFonts w:ascii="Times New Roman" w:hAnsi="Times New Roman"/>
-          <w:color w:val="000000" w:themeColor="text1"/>
-          <w:sz w:val="24"/>
-          <w:szCs w:val="24"/>
-        </w:rPr>
-        <w:t xml:space="preserve"> </w:t>
-      </w:r>
-      <w:proofErr w:type="spellStart"/>
-      <w:r>
-        <w:rPr>
-          <w:rFonts w:ascii="Times New Roman" w:hAnsi="Times New Roman"/>
-          <w:color w:val="000000" w:themeColor="text1"/>
-          <w:sz w:val="24"/>
-          <w:szCs w:val="24"/>
-        </w:rPr>
-        <w:t>Bệnh</w:t>
-      </w:r>
-      <w:proofErr w:type="spellEnd"/>
-      <w:r>
-        <w:rPr>
-          <w:rFonts w:ascii="Times New Roman" w:hAnsi="Times New Roman"/>
-          <w:color w:val="000000" w:themeColor="text1"/>
-          <w:sz w:val="24"/>
-          <w:szCs w:val="24"/>
-        </w:rPr>
-        <w:t xml:space="preserve"> </w:t>
-      </w:r>
-      <w:proofErr w:type="spellStart"/>
-      <w:r>
-        <w:rPr>
-          <w:rFonts w:ascii="Times New Roman" w:hAnsi="Times New Roman"/>
-          <w:color w:val="000000" w:themeColor="text1"/>
-          <w:sz w:val="24"/>
-          <w:szCs w:val="24"/>
-        </w:rPr>
-        <w:t>viện</w:t>
-      </w:r>
-      <w:proofErr w:type="spellEnd"/>
+      <w:r>
+        <w:rPr>
+          <w:rFonts w:ascii="Times New Roman" w:hAnsi="Times New Roman"/>
+          <w:color w:val="000000" w:themeColor="text1"/>
+          <w:sz w:val="24"/>
+          <w:szCs w:val="24"/>
+        </w:rPr>
+        <w:t>Tôi xin chấp hành đầy đủ các nội quy/quy định học tập của Bệnh viện</w:t>
+      </w:r>
     </w:p>
     <w:tbl>
       <w:tblPr>
@@ -4967,7 +2482,7 @@
 </file>
 
 <file path=word/numbering.xml><?xml version="1.0" encoding="utf-8"?>
-<w:numbering xmlns:wpc="http://schemas.microsoft.com/office/word/2010/wordprocessingCanvas" xmlns:cx="http://schemas.microsoft.com/office/drawing/2014/chartex" xmlns:cx1="http://schemas.microsoft.com/office/drawing/2015/9/8/chartex" xmlns:cx2="http://schemas.microsoft.com/office/drawing/2015/10/21/chartex" xmlns:cx3="http://schemas.microsoft.com/office/drawing/2016/5/9/chartex" xmlns:cx4="http://schemas.microsoft.com/office/drawing/2016/5/10/chartex" xmlns:cx5="http://schemas.microsoft.com/office/drawing/2016/5/11/chartex" xmlns:cx6="http://schemas.microsoft.com/office/drawing/2016/5/12/chartex" xmlns:cx7="http://schemas.microsoft.com/office/drawing/2016/5/13/chartex" xmlns:cx8="http://schemas.microsoft.com/office/drawing/2016/5/14/chartex" xmlns:mc="http://schemas.openxmlformats.org/markup-compatibility/2006" xmlns:aink="http://schemas.microsoft.com/office/drawing/2016/ink" xmlns:am3d="http://schemas.microsoft.com/office/drawing/2017/model3d" xmlns:o="urn:schemas-microsoft-com:office:office" xmlns:oel="http://schemas.microsoft.com/office/2019/extlst" xmlns:r="http://schemas.openxmlformats.org/officeDocument/2006/relationships" xmlns:m="http://schemas.openxmlformats.org/officeDocument/2006/math" xmlns:v="urn:schemas-microsoft-com:vml" xmlns:wp14="http://schemas.microsoft.com/office/word/2010/wordprocessingDrawing" xmlns:wp="http://schemas.openxmlformats.org/drawingml/2006/wordprocessingDrawing" xmlns:w10="urn:schemas-microsoft-com:office:word" xmlns:w="http://schemas.openxmlformats.org/wordprocessingml/2006/main" xmlns:w14="http://schemas.microsoft.com/office/word/2010/wordml" xmlns:w15="http://schemas.microsoft.com/office/word/2012/wordml" xmlns:w16cex="http://schemas.microsoft.com/office/word/2018/wordml/cex" xmlns:w16cid="http://schemas.microsoft.com/office/word/2016/wordml/cid" xmlns:w16="http://schemas.microsoft.com/office/word/2018/wordml" xmlns:w16sdtdh="http://schemas.microsoft.com/office/word/2020/wordml/sdtdatahash" xmlns:w16se="http://schemas.microsoft.com/office/word/2015/wordml/symex" xmlns:wpg="http://schemas.microsoft.com/office/word/2010/wordprocessingGroup" xmlns:wpi="http://schemas.microsoft.com/office/word/2010/wordprocessingInk" xmlns:wne="http://schemas.microsoft.com/office/word/2006/wordml" xmlns:wps="http://schemas.microsoft.com/office/word/2010/wordprocessingShape" mc:Ignorable="w14 w15 w16se w16cid w16 w16cex w16sdtdh wp14">
+<w:numbering xmlns:wpc="http://schemas.microsoft.com/office/word/2010/wordprocessingCanvas" xmlns:cx="http://schemas.microsoft.com/office/drawing/2014/chartex" xmlns:cx1="http://schemas.microsoft.com/office/drawing/2015/9/8/chartex" xmlns:cx2="http://schemas.microsoft.com/office/drawing/2015/10/21/chartex" xmlns:cx3="http://schemas.microsoft.com/office/drawing/2016/5/9/chartex" xmlns:cx4="http://schemas.microsoft.com/office/drawing/2016/5/10/chartex" xmlns:cx5="http://schemas.microsoft.com/office/drawing/2016/5/11/chartex" xmlns:cx6="http://schemas.microsoft.com/office/drawing/2016/5/12/chartex" xmlns:cx7="http://schemas.microsoft.com/office/drawing/2016/5/13/chartex" xmlns:cx8="http://schemas.microsoft.com/office/drawing/2016/5/14/chartex" xmlns:mc="http://schemas.openxmlformats.org/markup-compatibility/2006" xmlns:aink="http://schemas.microsoft.com/office/drawing/2016/ink" xmlns:am3d="http://schemas.microsoft.com/office/drawing/2017/model3d" xmlns:o="urn:schemas-microsoft-com:office:office" xmlns:oel="http://schemas.microsoft.com/office/2019/extlst" xmlns:r="http://schemas.openxmlformats.org/officeDocument/2006/relationships" xmlns:m="http://schemas.openxmlformats.org/officeDocument/2006/math" xmlns:v="urn:schemas-microsoft-com:vml" xmlns:wp14="http://schemas.microsoft.com/office/word/2010/wordprocessingDrawing" xmlns:wp="http://schemas.openxmlformats.org/drawingml/2006/wordprocessingDrawing" xmlns:w10="urn:schemas-microsoft-com:office:word" xmlns:w="http://schemas.openxmlformats.org/wordprocessingml/2006/main" xmlns:w14="http://schemas.microsoft.com/office/word/2010/wordml" xmlns:w15="http://schemas.microsoft.com/office/word/2012/wordml" xmlns:w16cex="http://schemas.microsoft.com/office/word/2018/wordml/cex" xmlns:w16cid="http://schemas.microsoft.com/office/word/2016/wordml/cid" xmlns:w16="http://schemas.microsoft.com/office/word/2018/wordml" xmlns:w16du="http://schemas.microsoft.com/office/word/2023/wordml/word16du" xmlns:w16sdtdh="http://schemas.microsoft.com/office/word/2020/wordml/sdtdatahash" xmlns:w16sdtfl="http://schemas.microsoft.com/office/word/2024/wordml/sdtformatlock" xmlns:w16se="http://schemas.microsoft.com/office/word/2015/wordml/symex" xmlns:wpg="http://schemas.microsoft.com/office/word/2010/wordprocessingGroup" xmlns:wpi="http://schemas.microsoft.com/office/word/2010/wordprocessingInk" xmlns:wne="http://schemas.microsoft.com/office/word/2006/wordml" xmlns:wps="http://schemas.microsoft.com/office/word/2010/wordprocessingShape" mc:Ignorable="w14 w15 w16se w16cid w16 w16cex w16sdtdh w16sdtfl w16du wp14">
   <w:abstractNum w:abstractNumId="0" w15:restartNumberingAfterBreak="0">
     <w:nsid w:val="0D8B3A19"/>
     <w:multiLevelType w:val="hybridMultilevel"/>
@@ -5304,7 +2819,7 @@
 </file>
 
 <file path=word/styles.xml><?xml version="1.0" encoding="utf-8"?>
-<w:styles xmlns:mc="http://schemas.openxmlformats.org/markup-compatibility/2006" xmlns:r="http://schemas.openxmlformats.org/officeDocument/2006/relationships" xmlns:w="http://schemas.openxmlformats.org/wordprocessingml/2006/main" xmlns:w14="http://schemas.microsoft.com/office/word/2010/wordml" xmlns:w15="http://schemas.microsoft.com/office/word/2012/wordml" xmlns:w16cex="http://schemas.microsoft.com/office/word/2018/wordml/cex" xmlns:w16cid="http://schemas.microsoft.com/office/word/2016/wordml/cid" xmlns:w16="http://schemas.microsoft.com/office/word/2018/wordml" xmlns:w16sdtdh="http://schemas.microsoft.com/office/word/2020/wordml/sdtdatahash" xmlns:w16se="http://schemas.microsoft.com/office/word/2015/wordml/symex" mc:Ignorable="w14 w15 w16se w16cid w16 w16cex w16sdtdh">
+<w:styles xmlns:mc="http://schemas.openxmlformats.org/markup-compatibility/2006" xmlns:r="http://schemas.openxmlformats.org/officeDocument/2006/relationships" xmlns:w="http://schemas.openxmlformats.org/wordprocessingml/2006/main" xmlns:w14="http://schemas.microsoft.com/office/word/2010/wordml" xmlns:w15="http://schemas.microsoft.com/office/word/2012/wordml" xmlns:w16cex="http://schemas.microsoft.com/office/word/2018/wordml/cex" xmlns:w16cid="http://schemas.microsoft.com/office/word/2016/wordml/cid" xmlns:w16="http://schemas.microsoft.com/office/word/2018/wordml" xmlns:w16du="http://schemas.microsoft.com/office/word/2023/wordml/word16du" xmlns:w16sdtdh="http://schemas.microsoft.com/office/word/2020/wordml/sdtdatahash" xmlns:w16sdtfl="http://schemas.microsoft.com/office/word/2024/wordml/sdtformatlock" xmlns:w16se="http://schemas.microsoft.com/office/word/2015/wordml/symex" mc:Ignorable="w14 w15 w16se w16cid w16 w16cex w16sdtdh w16sdtfl w16du">
   <w:docDefaults>
     <w:rPrDefault>
       <w:rPr>
@@ -5913,6 +3428,7 @@
   <w:style w:type="character" w:default="1" w:styleId="DefaultParagraphFont">
     <w:name w:val="Default Paragraph Font"/>
     <w:uiPriority w:val="1"/>
+    <w:semiHidden/>
     <w:unhideWhenUsed/>
   </w:style>
   <w:style w:type="table" w:default="1" w:styleId="TableNormal">
